--- a/Module-3/Session-6/session6.docx
+++ b/Module-3/Session-6/session6.docx
@@ -60,8 +60,24 @@
           <w:sz w:val="28"/>
           <w:szCs w:val="28"/>
         </w:rPr>
-        <w:t>Q-</w:t>
-      </w:r>
+        <w:t>Q-1:</w:t>
+      </w:r>
+      <w:r>
+        <w:rPr>
+          <w:sz w:val="28"/>
+          <w:szCs w:val="28"/>
+        </w:rPr>
+        <w:t xml:space="preserve"> Create a class called Song in your preferred OOP language with private properties title and artist. Add public getter and setter methods to access and modify these properties, then create an object and update its title.</w:t>
+      </w:r>
+    </w:p>
+    <w:p>
+      <w:pPr>
+        <w:ind w:left="1440"/>
+        <w:rPr>
+          <w:sz w:val="28"/>
+          <w:szCs w:val="28"/>
+        </w:rPr>
+      </w:pPr>
       <w:r>
         <w:rPr>
           <w:b/>
@@ -69,8 +85,1070 @@
           <w:sz w:val="28"/>
           <w:szCs w:val="28"/>
         </w:rPr>
-        <w:t>1</w:t>
-      </w:r>
+        <w:t>Ans:</w:t>
+      </w:r>
+    </w:p>
+    <w:p>
+      <w:pPr>
+        <w:ind w:left="1440"/>
+        <w:rPr>
+          <w:sz w:val="28"/>
+          <w:szCs w:val="28"/>
+        </w:rPr>
+      </w:pPr>
+      <w:r>
+        <w:rPr>
+          <w:sz w:val="28"/>
+          <w:szCs w:val="28"/>
+        </w:rPr>
+        <w:t>#include&lt;iostream&gt;</w:t>
+      </w:r>
+    </w:p>
+    <w:p>
+      <w:pPr>
+        <w:ind w:left="1440"/>
+        <w:rPr>
+          <w:sz w:val="28"/>
+          <w:szCs w:val="28"/>
+        </w:rPr>
+      </w:pPr>
+      <w:r>
+        <w:rPr>
+          <w:sz w:val="28"/>
+          <w:szCs w:val="28"/>
+        </w:rPr>
+        <w:t>using namespace std;</w:t>
+      </w:r>
+    </w:p>
+    <w:p>
+      <w:pPr>
+        <w:ind w:left="1440"/>
+        <w:rPr>
+          <w:sz w:val="28"/>
+          <w:szCs w:val="28"/>
+        </w:rPr>
+      </w:pPr>
+      <w:r>
+        <w:rPr>
+          <w:sz w:val="28"/>
+          <w:szCs w:val="28"/>
+        </w:rPr>
+        <w:t xml:space="preserve">class </w:t>
+      </w:r>
+      <w:proofErr w:type="gramStart"/>
+      <w:r>
+        <w:rPr>
+          <w:sz w:val="28"/>
+          <w:szCs w:val="28"/>
+        </w:rPr>
+        <w:t>Song{</w:t>
+      </w:r>
+      <w:proofErr w:type="gramEnd"/>
+    </w:p>
+    <w:p>
+      <w:pPr>
+        <w:ind w:left="1440"/>
+        <w:rPr>
+          <w:sz w:val="28"/>
+          <w:szCs w:val="28"/>
+        </w:rPr>
+      </w:pPr>
+      <w:r>
+        <w:rPr>
+          <w:sz w:val="28"/>
+          <w:szCs w:val="28"/>
+        </w:rPr>
+        <w:tab/>
+        <w:t>private:</w:t>
+      </w:r>
+    </w:p>
+    <w:p>
+      <w:pPr>
+        <w:ind w:left="1440"/>
+        <w:rPr>
+          <w:sz w:val="28"/>
+          <w:szCs w:val="28"/>
+        </w:rPr>
+      </w:pPr>
+      <w:r>
+        <w:rPr>
+          <w:sz w:val="28"/>
+          <w:szCs w:val="28"/>
+        </w:rPr>
+        <w:tab/>
+      </w:r>
+      <w:r>
+        <w:rPr>
+          <w:sz w:val="28"/>
+          <w:szCs w:val="28"/>
+        </w:rPr>
+        <w:tab/>
+        <w:t>string title;</w:t>
+      </w:r>
+    </w:p>
+    <w:p>
+      <w:pPr>
+        <w:ind w:left="1440"/>
+        <w:rPr>
+          <w:sz w:val="28"/>
+          <w:szCs w:val="28"/>
+        </w:rPr>
+      </w:pPr>
+      <w:r>
+        <w:rPr>
+          <w:sz w:val="28"/>
+          <w:szCs w:val="28"/>
+        </w:rPr>
+        <w:tab/>
+      </w:r>
+      <w:r>
+        <w:rPr>
+          <w:sz w:val="28"/>
+          <w:szCs w:val="28"/>
+        </w:rPr>
+        <w:tab/>
+        <w:t>string artist;</w:t>
+      </w:r>
+    </w:p>
+    <w:p>
+      <w:pPr>
+        <w:ind w:left="1440"/>
+        <w:rPr>
+          <w:sz w:val="28"/>
+          <w:szCs w:val="28"/>
+        </w:rPr>
+      </w:pPr>
+      <w:r>
+        <w:rPr>
+          <w:sz w:val="28"/>
+          <w:szCs w:val="28"/>
+        </w:rPr>
+        <w:tab/>
+        <w:t>public:</w:t>
+      </w:r>
+    </w:p>
+    <w:p>
+      <w:pPr>
+        <w:ind w:left="1440"/>
+        <w:rPr>
+          <w:sz w:val="28"/>
+          <w:szCs w:val="28"/>
+        </w:rPr>
+      </w:pPr>
+      <w:r>
+        <w:rPr>
+          <w:sz w:val="28"/>
+          <w:szCs w:val="28"/>
+        </w:rPr>
+        <w:tab/>
+      </w:r>
+      <w:r>
+        <w:rPr>
+          <w:sz w:val="28"/>
+          <w:szCs w:val="28"/>
+        </w:rPr>
+        <w:tab/>
+        <w:t>//setter method</w:t>
+      </w:r>
+    </w:p>
+    <w:p>
+      <w:pPr>
+        <w:ind w:left="1440"/>
+        <w:rPr>
+          <w:sz w:val="28"/>
+          <w:szCs w:val="28"/>
+        </w:rPr>
+      </w:pPr>
+      <w:r>
+        <w:rPr>
+          <w:sz w:val="28"/>
+          <w:szCs w:val="28"/>
+        </w:rPr>
+        <w:tab/>
+      </w:r>
+      <w:r>
+        <w:rPr>
+          <w:sz w:val="28"/>
+          <w:szCs w:val="28"/>
+        </w:rPr>
+        <w:tab/>
+        <w:t xml:space="preserve">void </w:t>
+      </w:r>
+      <w:proofErr w:type="spellStart"/>
+      <w:proofErr w:type="gramStart"/>
+      <w:r>
+        <w:rPr>
+          <w:sz w:val="28"/>
+          <w:szCs w:val="28"/>
+        </w:rPr>
+        <w:t>setTitle</w:t>
+      </w:r>
+      <w:proofErr w:type="spellEnd"/>
+      <w:r>
+        <w:rPr>
+          <w:sz w:val="28"/>
+          <w:szCs w:val="28"/>
+        </w:rPr>
+        <w:t>(</w:t>
+      </w:r>
+      <w:proofErr w:type="gramEnd"/>
+      <w:r>
+        <w:rPr>
+          <w:sz w:val="28"/>
+          <w:szCs w:val="28"/>
+        </w:rPr>
+        <w:t xml:space="preserve">string </w:t>
+      </w:r>
+      <w:proofErr w:type="gramStart"/>
+      <w:r>
+        <w:rPr>
+          <w:sz w:val="28"/>
+          <w:szCs w:val="28"/>
+        </w:rPr>
+        <w:t>t){</w:t>
+      </w:r>
+      <w:proofErr w:type="gramEnd"/>
+    </w:p>
+    <w:p>
+      <w:pPr>
+        <w:ind w:left="1440"/>
+        <w:rPr>
+          <w:sz w:val="28"/>
+          <w:szCs w:val="28"/>
+        </w:rPr>
+      </w:pPr>
+      <w:r>
+        <w:rPr>
+          <w:sz w:val="28"/>
+          <w:szCs w:val="28"/>
+        </w:rPr>
+        <w:tab/>
+      </w:r>
+      <w:r>
+        <w:rPr>
+          <w:sz w:val="28"/>
+          <w:szCs w:val="28"/>
+        </w:rPr>
+        <w:tab/>
+      </w:r>
+      <w:r>
+        <w:rPr>
+          <w:sz w:val="28"/>
+          <w:szCs w:val="28"/>
+        </w:rPr>
+        <w:tab/>
+        <w:t>title = t;</w:t>
+      </w:r>
+    </w:p>
+    <w:p>
+      <w:pPr>
+        <w:ind w:left="1440"/>
+        <w:rPr>
+          <w:sz w:val="28"/>
+          <w:szCs w:val="28"/>
+        </w:rPr>
+      </w:pPr>
+      <w:r>
+        <w:rPr>
+          <w:sz w:val="28"/>
+          <w:szCs w:val="28"/>
+        </w:rPr>
+        <w:tab/>
+      </w:r>
+      <w:r>
+        <w:rPr>
+          <w:sz w:val="28"/>
+          <w:szCs w:val="28"/>
+        </w:rPr>
+        <w:tab/>
+        <w:t>}</w:t>
+      </w:r>
+    </w:p>
+    <w:p>
+      <w:pPr>
+        <w:ind w:left="1440"/>
+        <w:rPr>
+          <w:sz w:val="28"/>
+          <w:szCs w:val="28"/>
+        </w:rPr>
+      </w:pPr>
+      <w:r>
+        <w:rPr>
+          <w:sz w:val="28"/>
+          <w:szCs w:val="28"/>
+        </w:rPr>
+        <w:tab/>
+      </w:r>
+      <w:r>
+        <w:rPr>
+          <w:sz w:val="28"/>
+          <w:szCs w:val="28"/>
+        </w:rPr>
+        <w:tab/>
+        <w:t xml:space="preserve">void </w:t>
+      </w:r>
+      <w:proofErr w:type="spellStart"/>
+      <w:proofErr w:type="gramStart"/>
+      <w:r>
+        <w:rPr>
+          <w:sz w:val="28"/>
+          <w:szCs w:val="28"/>
+        </w:rPr>
+        <w:t>setArtist</w:t>
+      </w:r>
+      <w:proofErr w:type="spellEnd"/>
+      <w:r>
+        <w:rPr>
+          <w:sz w:val="28"/>
+          <w:szCs w:val="28"/>
+        </w:rPr>
+        <w:t>(</w:t>
+      </w:r>
+      <w:proofErr w:type="gramEnd"/>
+      <w:r>
+        <w:rPr>
+          <w:sz w:val="28"/>
+          <w:szCs w:val="28"/>
+        </w:rPr>
+        <w:t xml:space="preserve">string </w:t>
+      </w:r>
+      <w:proofErr w:type="gramStart"/>
+      <w:r>
+        <w:rPr>
+          <w:sz w:val="28"/>
+          <w:szCs w:val="28"/>
+        </w:rPr>
+        <w:t>a){</w:t>
+      </w:r>
+      <w:proofErr w:type="gramEnd"/>
+    </w:p>
+    <w:p>
+      <w:pPr>
+        <w:ind w:left="1440"/>
+        <w:rPr>
+          <w:sz w:val="28"/>
+          <w:szCs w:val="28"/>
+        </w:rPr>
+      </w:pPr>
+      <w:r>
+        <w:rPr>
+          <w:sz w:val="28"/>
+          <w:szCs w:val="28"/>
+        </w:rPr>
+        <w:tab/>
+      </w:r>
+      <w:r>
+        <w:rPr>
+          <w:sz w:val="28"/>
+          <w:szCs w:val="28"/>
+        </w:rPr>
+        <w:tab/>
+      </w:r>
+      <w:r>
+        <w:rPr>
+          <w:sz w:val="28"/>
+          <w:szCs w:val="28"/>
+        </w:rPr>
+        <w:tab/>
+        <w:t>artist = a;</w:t>
+      </w:r>
+    </w:p>
+    <w:p>
+      <w:pPr>
+        <w:ind w:left="1440"/>
+        <w:rPr>
+          <w:sz w:val="28"/>
+          <w:szCs w:val="28"/>
+        </w:rPr>
+      </w:pPr>
+      <w:r>
+        <w:rPr>
+          <w:sz w:val="28"/>
+          <w:szCs w:val="28"/>
+        </w:rPr>
+        <w:tab/>
+      </w:r>
+      <w:r>
+        <w:rPr>
+          <w:sz w:val="28"/>
+          <w:szCs w:val="28"/>
+        </w:rPr>
+        <w:tab/>
+        <w:t>}</w:t>
+      </w:r>
+    </w:p>
+    <w:p>
+      <w:pPr>
+        <w:ind w:left="1440"/>
+        <w:rPr>
+          <w:sz w:val="28"/>
+          <w:szCs w:val="28"/>
+        </w:rPr>
+      </w:pPr>
+      <w:r>
+        <w:rPr>
+          <w:sz w:val="28"/>
+          <w:szCs w:val="28"/>
+        </w:rPr>
+        <w:tab/>
+      </w:r>
+      <w:r>
+        <w:rPr>
+          <w:sz w:val="28"/>
+          <w:szCs w:val="28"/>
+        </w:rPr>
+        <w:tab/>
+        <w:t>//getter method</w:t>
+      </w:r>
+    </w:p>
+    <w:p>
+      <w:pPr>
+        <w:ind w:left="1440"/>
+        <w:rPr>
+          <w:sz w:val="28"/>
+          <w:szCs w:val="28"/>
+        </w:rPr>
+      </w:pPr>
+      <w:r>
+        <w:rPr>
+          <w:sz w:val="28"/>
+          <w:szCs w:val="28"/>
+        </w:rPr>
+        <w:tab/>
+      </w:r>
+      <w:r>
+        <w:rPr>
+          <w:sz w:val="28"/>
+          <w:szCs w:val="28"/>
+        </w:rPr>
+        <w:tab/>
+        <w:t xml:space="preserve">string </w:t>
+      </w:r>
+      <w:proofErr w:type="spellStart"/>
+      <w:proofErr w:type="gramStart"/>
+      <w:r>
+        <w:rPr>
+          <w:sz w:val="28"/>
+          <w:szCs w:val="28"/>
+        </w:rPr>
+        <w:t>getTitle</w:t>
+      </w:r>
+      <w:proofErr w:type="spellEnd"/>
+      <w:r>
+        <w:rPr>
+          <w:sz w:val="28"/>
+          <w:szCs w:val="28"/>
+        </w:rPr>
+        <w:t>(){</w:t>
+      </w:r>
+      <w:proofErr w:type="gramEnd"/>
+    </w:p>
+    <w:p>
+      <w:pPr>
+        <w:ind w:left="1440"/>
+        <w:rPr>
+          <w:sz w:val="28"/>
+          <w:szCs w:val="28"/>
+        </w:rPr>
+      </w:pPr>
+      <w:r>
+        <w:rPr>
+          <w:sz w:val="28"/>
+          <w:szCs w:val="28"/>
+        </w:rPr>
+        <w:tab/>
+      </w:r>
+      <w:r>
+        <w:rPr>
+          <w:sz w:val="28"/>
+          <w:szCs w:val="28"/>
+        </w:rPr>
+        <w:tab/>
+      </w:r>
+      <w:r>
+        <w:rPr>
+          <w:sz w:val="28"/>
+          <w:szCs w:val="28"/>
+        </w:rPr>
+        <w:tab/>
+        <w:t>return title;</w:t>
+      </w:r>
+    </w:p>
+    <w:p>
+      <w:pPr>
+        <w:ind w:left="1440"/>
+        <w:rPr>
+          <w:sz w:val="28"/>
+          <w:szCs w:val="28"/>
+        </w:rPr>
+      </w:pPr>
+      <w:r>
+        <w:rPr>
+          <w:sz w:val="28"/>
+          <w:szCs w:val="28"/>
+        </w:rPr>
+        <w:tab/>
+      </w:r>
+      <w:r>
+        <w:rPr>
+          <w:sz w:val="28"/>
+          <w:szCs w:val="28"/>
+        </w:rPr>
+        <w:tab/>
+        <w:t>}</w:t>
+      </w:r>
+    </w:p>
+    <w:p>
+      <w:pPr>
+        <w:ind w:left="1440"/>
+        <w:rPr>
+          <w:sz w:val="28"/>
+          <w:szCs w:val="28"/>
+        </w:rPr>
+      </w:pPr>
+      <w:r>
+        <w:rPr>
+          <w:sz w:val="28"/>
+          <w:szCs w:val="28"/>
+        </w:rPr>
+        <w:tab/>
+      </w:r>
+      <w:r>
+        <w:rPr>
+          <w:sz w:val="28"/>
+          <w:szCs w:val="28"/>
+        </w:rPr>
+        <w:tab/>
+        <w:t xml:space="preserve">string </w:t>
+      </w:r>
+      <w:proofErr w:type="spellStart"/>
+      <w:proofErr w:type="gramStart"/>
+      <w:r>
+        <w:rPr>
+          <w:sz w:val="28"/>
+          <w:szCs w:val="28"/>
+        </w:rPr>
+        <w:t>getArtist</w:t>
+      </w:r>
+      <w:proofErr w:type="spellEnd"/>
+      <w:r>
+        <w:rPr>
+          <w:sz w:val="28"/>
+          <w:szCs w:val="28"/>
+        </w:rPr>
+        <w:t>(){</w:t>
+      </w:r>
+      <w:proofErr w:type="gramEnd"/>
+    </w:p>
+    <w:p>
+      <w:pPr>
+        <w:ind w:left="1440"/>
+        <w:rPr>
+          <w:sz w:val="28"/>
+          <w:szCs w:val="28"/>
+        </w:rPr>
+      </w:pPr>
+      <w:r>
+        <w:rPr>
+          <w:sz w:val="28"/>
+          <w:szCs w:val="28"/>
+        </w:rPr>
+        <w:lastRenderedPageBreak/>
+        <w:tab/>
+      </w:r>
+      <w:r>
+        <w:rPr>
+          <w:sz w:val="28"/>
+          <w:szCs w:val="28"/>
+        </w:rPr>
+        <w:tab/>
+      </w:r>
+      <w:r>
+        <w:rPr>
+          <w:sz w:val="28"/>
+          <w:szCs w:val="28"/>
+        </w:rPr>
+        <w:tab/>
+        <w:t>return artist;</w:t>
+      </w:r>
+    </w:p>
+    <w:p>
+      <w:pPr>
+        <w:ind w:left="1440"/>
+        <w:rPr>
+          <w:sz w:val="28"/>
+          <w:szCs w:val="28"/>
+        </w:rPr>
+      </w:pPr>
+      <w:r>
+        <w:rPr>
+          <w:sz w:val="28"/>
+          <w:szCs w:val="28"/>
+        </w:rPr>
+        <w:tab/>
+      </w:r>
+      <w:r>
+        <w:rPr>
+          <w:sz w:val="28"/>
+          <w:szCs w:val="28"/>
+        </w:rPr>
+        <w:tab/>
+        <w:t>}</w:t>
+      </w:r>
+    </w:p>
+    <w:p>
+      <w:pPr>
+        <w:ind w:left="1440"/>
+        <w:rPr>
+          <w:sz w:val="28"/>
+          <w:szCs w:val="28"/>
+        </w:rPr>
+      </w:pPr>
+      <w:r>
+        <w:rPr>
+          <w:sz w:val="28"/>
+          <w:szCs w:val="28"/>
+        </w:rPr>
+        <w:t>};</w:t>
+      </w:r>
+    </w:p>
+    <w:p>
+      <w:pPr>
+        <w:ind w:left="1440"/>
+        <w:rPr>
+          <w:sz w:val="28"/>
+          <w:szCs w:val="28"/>
+        </w:rPr>
+      </w:pPr>
+      <w:r>
+        <w:rPr>
+          <w:sz w:val="28"/>
+          <w:szCs w:val="28"/>
+        </w:rPr>
+        <w:t xml:space="preserve">int </w:t>
+      </w:r>
+      <w:proofErr w:type="gramStart"/>
+      <w:r>
+        <w:rPr>
+          <w:sz w:val="28"/>
+          <w:szCs w:val="28"/>
+        </w:rPr>
+        <w:t>main(){</w:t>
+      </w:r>
+      <w:proofErr w:type="gramEnd"/>
+    </w:p>
+    <w:p>
+      <w:pPr>
+        <w:ind w:left="1440"/>
+        <w:rPr>
+          <w:sz w:val="28"/>
+          <w:szCs w:val="28"/>
+        </w:rPr>
+      </w:pPr>
+      <w:r>
+        <w:rPr>
+          <w:sz w:val="28"/>
+          <w:szCs w:val="28"/>
+        </w:rPr>
+        <w:tab/>
+        <w:t>Song s1;</w:t>
+      </w:r>
+    </w:p>
+    <w:p>
+      <w:pPr>
+        <w:ind w:left="1440"/>
+        <w:rPr>
+          <w:sz w:val="28"/>
+          <w:szCs w:val="28"/>
+        </w:rPr>
+      </w:pPr>
+      <w:r>
+        <w:rPr>
+          <w:sz w:val="28"/>
+          <w:szCs w:val="28"/>
+        </w:rPr>
+        <w:tab/>
+        <w:t>s</w:t>
+      </w:r>
+      <w:proofErr w:type="gramStart"/>
+      <w:r>
+        <w:rPr>
+          <w:sz w:val="28"/>
+          <w:szCs w:val="28"/>
+        </w:rPr>
+        <w:t>1.setTitle</w:t>
+      </w:r>
+      <w:proofErr w:type="gramEnd"/>
+      <w:r>
+        <w:rPr>
+          <w:sz w:val="28"/>
+          <w:szCs w:val="28"/>
+        </w:rPr>
+        <w:t>("Shape of You");</w:t>
+      </w:r>
+    </w:p>
+    <w:p>
+      <w:pPr>
+        <w:ind w:left="1440"/>
+        <w:rPr>
+          <w:sz w:val="28"/>
+          <w:szCs w:val="28"/>
+        </w:rPr>
+      </w:pPr>
+      <w:r>
+        <w:rPr>
+          <w:sz w:val="28"/>
+          <w:szCs w:val="28"/>
+        </w:rPr>
+        <w:t xml:space="preserve">    s</w:t>
+      </w:r>
+      <w:proofErr w:type="gramStart"/>
+      <w:r>
+        <w:rPr>
+          <w:sz w:val="28"/>
+          <w:szCs w:val="28"/>
+        </w:rPr>
+        <w:t>1.setArtist</w:t>
+      </w:r>
+      <w:proofErr w:type="gramEnd"/>
+      <w:r>
+        <w:rPr>
+          <w:sz w:val="28"/>
+          <w:szCs w:val="28"/>
+        </w:rPr>
+        <w:t>("Ed Sheeran");</w:t>
+      </w:r>
+    </w:p>
+    <w:p>
+      <w:pPr>
+        <w:ind w:left="1440"/>
+        <w:rPr>
+          <w:sz w:val="28"/>
+          <w:szCs w:val="28"/>
+        </w:rPr>
+      </w:pPr>
+      <w:r>
+        <w:rPr>
+          <w:sz w:val="28"/>
+          <w:szCs w:val="28"/>
+        </w:rPr>
+        <w:t xml:space="preserve">    </w:t>
+      </w:r>
+      <w:proofErr w:type="spellStart"/>
+      <w:r>
+        <w:rPr>
+          <w:sz w:val="28"/>
+          <w:szCs w:val="28"/>
+        </w:rPr>
+        <w:t>cout</w:t>
+      </w:r>
+      <w:proofErr w:type="spellEnd"/>
+      <w:r>
+        <w:rPr>
+          <w:sz w:val="28"/>
+          <w:szCs w:val="28"/>
+        </w:rPr>
+        <w:t xml:space="preserve"> &lt;&lt; "Song: " &lt;&lt; s</w:t>
+      </w:r>
+      <w:proofErr w:type="gramStart"/>
+      <w:r>
+        <w:rPr>
+          <w:sz w:val="28"/>
+          <w:szCs w:val="28"/>
+        </w:rPr>
+        <w:t>1.getTitle</w:t>
+      </w:r>
+      <w:proofErr w:type="gramEnd"/>
+      <w:r>
+        <w:rPr>
+          <w:sz w:val="28"/>
+          <w:szCs w:val="28"/>
+        </w:rPr>
+        <w:t>() &lt;&lt; "\n";</w:t>
+      </w:r>
+    </w:p>
+    <w:p>
+      <w:pPr>
+        <w:ind w:left="1440"/>
+        <w:rPr>
+          <w:sz w:val="28"/>
+          <w:szCs w:val="28"/>
+        </w:rPr>
+      </w:pPr>
+      <w:r>
+        <w:rPr>
+          <w:sz w:val="28"/>
+          <w:szCs w:val="28"/>
+        </w:rPr>
+        <w:t xml:space="preserve">    </w:t>
+      </w:r>
+      <w:proofErr w:type="spellStart"/>
+      <w:r>
+        <w:rPr>
+          <w:sz w:val="28"/>
+          <w:szCs w:val="28"/>
+        </w:rPr>
+        <w:t>cout</w:t>
+      </w:r>
+      <w:proofErr w:type="spellEnd"/>
+      <w:r>
+        <w:rPr>
+          <w:sz w:val="28"/>
+          <w:szCs w:val="28"/>
+        </w:rPr>
+        <w:t xml:space="preserve"> &lt;&lt; "Artist: " &lt;&lt; s</w:t>
+      </w:r>
+      <w:proofErr w:type="gramStart"/>
+      <w:r>
+        <w:rPr>
+          <w:sz w:val="28"/>
+          <w:szCs w:val="28"/>
+        </w:rPr>
+        <w:t>1.getArtist</w:t>
+      </w:r>
+      <w:proofErr w:type="gramEnd"/>
+      <w:r>
+        <w:rPr>
+          <w:sz w:val="28"/>
+          <w:szCs w:val="28"/>
+        </w:rPr>
+        <w:t>() &lt;&lt; "\n";</w:t>
+      </w:r>
+    </w:p>
+    <w:p>
+      <w:pPr>
+        <w:ind w:left="1440"/>
+        <w:rPr>
+          <w:sz w:val="28"/>
+          <w:szCs w:val="28"/>
+        </w:rPr>
+      </w:pPr>
+    </w:p>
+    <w:p>
+      <w:pPr>
+        <w:ind w:left="1440"/>
+        <w:rPr>
+          <w:sz w:val="28"/>
+          <w:szCs w:val="28"/>
+        </w:rPr>
+      </w:pPr>
+      <w:r>
+        <w:rPr>
+          <w:sz w:val="28"/>
+          <w:szCs w:val="28"/>
+        </w:rPr>
+        <w:t xml:space="preserve">    // Update title</w:t>
+      </w:r>
+    </w:p>
+    <w:p>
+      <w:pPr>
+        <w:ind w:left="1440"/>
+        <w:rPr>
+          <w:sz w:val="28"/>
+          <w:szCs w:val="28"/>
+        </w:rPr>
+      </w:pPr>
+      <w:r>
+        <w:rPr>
+          <w:sz w:val="28"/>
+          <w:szCs w:val="28"/>
+        </w:rPr>
+        <w:t xml:space="preserve">    s</w:t>
+      </w:r>
+      <w:proofErr w:type="gramStart"/>
+      <w:r>
+        <w:rPr>
+          <w:sz w:val="28"/>
+          <w:szCs w:val="28"/>
+        </w:rPr>
+        <w:t>1.setTitle</w:t>
+      </w:r>
+      <w:proofErr w:type="gramEnd"/>
+      <w:r>
+        <w:rPr>
+          <w:sz w:val="28"/>
+          <w:szCs w:val="28"/>
+        </w:rPr>
+        <w:t>("Perfect");</w:t>
+      </w:r>
+    </w:p>
+    <w:p>
+      <w:pPr>
+        <w:ind w:left="1440"/>
+        <w:rPr>
+          <w:sz w:val="28"/>
+          <w:szCs w:val="28"/>
+        </w:rPr>
+      </w:pPr>
+    </w:p>
+    <w:p>
+      <w:pPr>
+        <w:ind w:left="1440"/>
+        <w:rPr>
+          <w:sz w:val="28"/>
+          <w:szCs w:val="28"/>
+        </w:rPr>
+      </w:pPr>
+      <w:r>
+        <w:rPr>
+          <w:sz w:val="28"/>
+          <w:szCs w:val="28"/>
+        </w:rPr>
+        <w:t xml:space="preserve">    </w:t>
+      </w:r>
+      <w:proofErr w:type="spellStart"/>
+      <w:r>
+        <w:rPr>
+          <w:sz w:val="28"/>
+          <w:szCs w:val="28"/>
+        </w:rPr>
+        <w:t>cout</w:t>
+      </w:r>
+      <w:proofErr w:type="spellEnd"/>
+      <w:r>
+        <w:rPr>
+          <w:sz w:val="28"/>
+          <w:szCs w:val="28"/>
+        </w:rPr>
+        <w:t xml:space="preserve"> &lt;&lt; "\</w:t>
+      </w:r>
+      <w:proofErr w:type="spellStart"/>
+      <w:r>
+        <w:rPr>
+          <w:sz w:val="28"/>
+          <w:szCs w:val="28"/>
+        </w:rPr>
+        <w:t>nAfter</w:t>
+      </w:r>
+      <w:proofErr w:type="spellEnd"/>
+      <w:r>
+        <w:rPr>
+          <w:sz w:val="28"/>
+          <w:szCs w:val="28"/>
+        </w:rPr>
+        <w:t xml:space="preserve"> updating title:" &lt;&lt; "\n";</w:t>
+      </w:r>
+    </w:p>
+    <w:p>
+      <w:pPr>
+        <w:ind w:left="1440"/>
+        <w:rPr>
+          <w:sz w:val="28"/>
+          <w:szCs w:val="28"/>
+        </w:rPr>
+      </w:pPr>
+      <w:r>
+        <w:rPr>
+          <w:sz w:val="28"/>
+          <w:szCs w:val="28"/>
+        </w:rPr>
+        <w:t xml:space="preserve">    </w:t>
+      </w:r>
+      <w:proofErr w:type="spellStart"/>
+      <w:r>
+        <w:rPr>
+          <w:sz w:val="28"/>
+          <w:szCs w:val="28"/>
+        </w:rPr>
+        <w:t>cout</w:t>
+      </w:r>
+      <w:proofErr w:type="spellEnd"/>
+      <w:r>
+        <w:rPr>
+          <w:sz w:val="28"/>
+          <w:szCs w:val="28"/>
+        </w:rPr>
+        <w:t xml:space="preserve"> &lt;&lt; "Song: " &lt;&lt; s</w:t>
+      </w:r>
+      <w:proofErr w:type="gramStart"/>
+      <w:r>
+        <w:rPr>
+          <w:sz w:val="28"/>
+          <w:szCs w:val="28"/>
+        </w:rPr>
+        <w:t>1.getTitle</w:t>
+      </w:r>
+      <w:proofErr w:type="gramEnd"/>
+      <w:r>
+        <w:rPr>
+          <w:sz w:val="28"/>
+          <w:szCs w:val="28"/>
+        </w:rPr>
+        <w:t>() &lt;&lt; "\n";</w:t>
+      </w:r>
+    </w:p>
+    <w:p>
+      <w:pPr>
+        <w:ind w:left="1440"/>
+        <w:rPr>
+          <w:sz w:val="28"/>
+          <w:szCs w:val="28"/>
+        </w:rPr>
+      </w:pPr>
+      <w:r>
+        <w:rPr>
+          <w:sz w:val="28"/>
+          <w:szCs w:val="28"/>
+        </w:rPr>
+        <w:t xml:space="preserve">    </w:t>
+      </w:r>
+      <w:proofErr w:type="spellStart"/>
+      <w:r>
+        <w:rPr>
+          <w:sz w:val="28"/>
+          <w:szCs w:val="28"/>
+        </w:rPr>
+        <w:t>cout</w:t>
+      </w:r>
+      <w:proofErr w:type="spellEnd"/>
+      <w:r>
+        <w:rPr>
+          <w:sz w:val="28"/>
+          <w:szCs w:val="28"/>
+        </w:rPr>
+        <w:t xml:space="preserve"> &lt;&lt; "Artist: " &lt;&lt; s</w:t>
+      </w:r>
+      <w:proofErr w:type="gramStart"/>
+      <w:r>
+        <w:rPr>
+          <w:sz w:val="28"/>
+          <w:szCs w:val="28"/>
+        </w:rPr>
+        <w:t>1.getArtist</w:t>
+      </w:r>
+      <w:proofErr w:type="gramEnd"/>
+      <w:r>
+        <w:rPr>
+          <w:sz w:val="28"/>
+          <w:szCs w:val="28"/>
+        </w:rPr>
+        <w:t>() &lt;&lt; "\n";</w:t>
+      </w:r>
+    </w:p>
+    <w:p>
+      <w:pPr>
+        <w:ind w:left="1440"/>
+        <w:rPr>
+          <w:sz w:val="28"/>
+          <w:szCs w:val="28"/>
+        </w:rPr>
+      </w:pPr>
+      <w:r>
+        <w:rPr>
+          <w:sz w:val="28"/>
+          <w:szCs w:val="28"/>
+        </w:rPr>
+        <w:t>}</w:t>
+      </w:r>
+    </w:p>
+    <w:p>
+      <w:pPr>
+        <w:ind w:left="1440"/>
+        <w:rPr>
+          <w:sz w:val="28"/>
+          <w:szCs w:val="28"/>
+        </w:rPr>
+      </w:pPr>
       <w:r>
         <w:rPr>
           <w:b/>
@@ -78,21 +1156,78 @@
           <w:sz w:val="28"/>
           <w:szCs w:val="28"/>
         </w:rPr>
-        <w:t>:</w:t>
-      </w:r>
-      <w:r>
-        <w:rPr>
-          <w:sz w:val="28"/>
-          <w:szCs w:val="28"/>
-        </w:rPr>
-        <w:t xml:space="preserve"> </w:t>
-      </w:r>
-      <w:r>
-        <w:rPr>
-          <w:sz w:val="28"/>
-          <w:szCs w:val="28"/>
-        </w:rPr>
-        <w:t>Create a class called Song in your preferred OOP language with private properties title and artist. Add public getter and setter methods to access and modify these properties, then create an object and update its title.</w:t>
+        <w:t xml:space="preserve">Q-2: </w:t>
+      </w:r>
+      <w:r>
+        <w:rPr>
+          <w:sz w:val="28"/>
+          <w:szCs w:val="28"/>
+        </w:rPr>
+        <w:t xml:space="preserve">Build a class called </w:t>
+      </w:r>
+      <w:proofErr w:type="spellStart"/>
+      <w:r>
+        <w:rPr>
+          <w:sz w:val="28"/>
+          <w:szCs w:val="28"/>
+        </w:rPr>
+        <w:t>InstaStory</w:t>
+      </w:r>
+      <w:proofErr w:type="spellEnd"/>
+      <w:r>
+        <w:rPr>
+          <w:sz w:val="28"/>
+          <w:szCs w:val="28"/>
+        </w:rPr>
+        <w:t xml:space="preserve"> with a protected property </w:t>
+      </w:r>
+      <w:proofErr w:type="spellStart"/>
+      <w:r>
+        <w:rPr>
+          <w:sz w:val="28"/>
+          <w:szCs w:val="28"/>
+        </w:rPr>
+        <w:t>storyViews</w:t>
+      </w:r>
+      <w:proofErr w:type="spellEnd"/>
+      <w:r>
+        <w:rPr>
+          <w:sz w:val="28"/>
+          <w:szCs w:val="28"/>
+        </w:rPr>
+        <w:t xml:space="preserve">. Create a subclass called </w:t>
+      </w:r>
+      <w:proofErr w:type="spellStart"/>
+      <w:r>
+        <w:rPr>
+          <w:sz w:val="28"/>
+          <w:szCs w:val="28"/>
+        </w:rPr>
+        <w:t>SponsoredStory</w:t>
+      </w:r>
+      <w:proofErr w:type="spellEnd"/>
+      <w:r>
+        <w:rPr>
+          <w:sz w:val="28"/>
+          <w:szCs w:val="28"/>
+        </w:rPr>
+        <w:t xml:space="preserve"> that can access and display the </w:t>
+      </w:r>
+      <w:proofErr w:type="spellStart"/>
+      <w:r>
+        <w:rPr>
+          <w:sz w:val="28"/>
+          <w:szCs w:val="28"/>
+        </w:rPr>
+        <w:t>storyViews</w:t>
+      </w:r>
+      <w:proofErr w:type="spellEnd"/>
+      <w:r>
+        <w:rPr>
+          <w:sz w:val="28"/>
+          <w:szCs w:val="28"/>
+        </w:rPr>
+        <w:t xml:space="preserve"> value.</w:t>
       </w:r>
     </w:p>
     <w:p>
@@ -110,8 +1245,781 @@
           <w:sz w:val="28"/>
           <w:szCs w:val="28"/>
         </w:rPr>
-        <w:t>Q-</w:t>
-      </w:r>
+        <w:t>Ans:</w:t>
+      </w:r>
+    </w:p>
+    <w:p>
+      <w:pPr>
+        <w:ind w:left="1440"/>
+        <w:rPr>
+          <w:sz w:val="28"/>
+          <w:szCs w:val="28"/>
+        </w:rPr>
+      </w:pPr>
+      <w:r>
+        <w:rPr>
+          <w:sz w:val="28"/>
+          <w:szCs w:val="28"/>
+        </w:rPr>
+        <w:t>#include&lt;iostream&gt;</w:t>
+      </w:r>
+    </w:p>
+    <w:p>
+      <w:pPr>
+        <w:ind w:left="1440"/>
+        <w:rPr>
+          <w:sz w:val="28"/>
+          <w:szCs w:val="28"/>
+        </w:rPr>
+      </w:pPr>
+      <w:r>
+        <w:rPr>
+          <w:sz w:val="28"/>
+          <w:szCs w:val="28"/>
+        </w:rPr>
+        <w:t>using namespace std;</w:t>
+      </w:r>
+    </w:p>
+    <w:p>
+      <w:pPr>
+        <w:ind w:left="1440"/>
+        <w:rPr>
+          <w:sz w:val="28"/>
+          <w:szCs w:val="28"/>
+        </w:rPr>
+      </w:pPr>
+      <w:r>
+        <w:rPr>
+          <w:sz w:val="28"/>
+          <w:szCs w:val="28"/>
+        </w:rPr>
+        <w:t xml:space="preserve">class </w:t>
+      </w:r>
+      <w:proofErr w:type="spellStart"/>
+      <w:proofErr w:type="gramStart"/>
+      <w:r>
+        <w:rPr>
+          <w:sz w:val="28"/>
+          <w:szCs w:val="28"/>
+        </w:rPr>
+        <w:t>InstaStory</w:t>
+      </w:r>
+      <w:proofErr w:type="spellEnd"/>
+      <w:r>
+        <w:rPr>
+          <w:sz w:val="28"/>
+          <w:szCs w:val="28"/>
+        </w:rPr>
+        <w:t>{</w:t>
+      </w:r>
+      <w:proofErr w:type="gramEnd"/>
+    </w:p>
+    <w:p>
+      <w:pPr>
+        <w:ind w:left="1440"/>
+        <w:rPr>
+          <w:sz w:val="28"/>
+          <w:szCs w:val="28"/>
+        </w:rPr>
+      </w:pPr>
+      <w:r>
+        <w:rPr>
+          <w:sz w:val="28"/>
+          <w:szCs w:val="28"/>
+        </w:rPr>
+        <w:tab/>
+        <w:t>protected:</w:t>
+      </w:r>
+    </w:p>
+    <w:p>
+      <w:pPr>
+        <w:ind w:left="1440"/>
+        <w:rPr>
+          <w:sz w:val="28"/>
+          <w:szCs w:val="28"/>
+        </w:rPr>
+      </w:pPr>
+      <w:r>
+        <w:rPr>
+          <w:sz w:val="28"/>
+          <w:szCs w:val="28"/>
+        </w:rPr>
+        <w:tab/>
+      </w:r>
+      <w:r>
+        <w:rPr>
+          <w:sz w:val="28"/>
+          <w:szCs w:val="28"/>
+        </w:rPr>
+        <w:tab/>
+        <w:t xml:space="preserve">int </w:t>
+      </w:r>
+      <w:proofErr w:type="spellStart"/>
+      <w:r>
+        <w:rPr>
+          <w:sz w:val="28"/>
+          <w:szCs w:val="28"/>
+        </w:rPr>
+        <w:t>storyVeiws</w:t>
+      </w:r>
+      <w:proofErr w:type="spellEnd"/>
+      <w:r>
+        <w:rPr>
+          <w:sz w:val="28"/>
+          <w:szCs w:val="28"/>
+        </w:rPr>
+        <w:t>;</w:t>
+      </w:r>
+    </w:p>
+    <w:p>
+      <w:pPr>
+        <w:ind w:left="1440"/>
+        <w:rPr>
+          <w:sz w:val="28"/>
+          <w:szCs w:val="28"/>
+        </w:rPr>
+      </w:pPr>
+      <w:r>
+        <w:rPr>
+          <w:sz w:val="28"/>
+          <w:szCs w:val="28"/>
+        </w:rPr>
+        <w:lastRenderedPageBreak/>
+        <w:tab/>
+        <w:t>public:</w:t>
+      </w:r>
+    </w:p>
+    <w:p>
+      <w:pPr>
+        <w:ind w:left="1440"/>
+        <w:rPr>
+          <w:sz w:val="28"/>
+          <w:szCs w:val="28"/>
+        </w:rPr>
+      </w:pPr>
+      <w:r>
+        <w:rPr>
+          <w:sz w:val="28"/>
+          <w:szCs w:val="28"/>
+        </w:rPr>
+        <w:tab/>
+      </w:r>
+      <w:r>
+        <w:rPr>
+          <w:sz w:val="28"/>
+          <w:szCs w:val="28"/>
+        </w:rPr>
+        <w:tab/>
+      </w:r>
+      <w:proofErr w:type="spellStart"/>
+      <w:proofErr w:type="gramStart"/>
+      <w:r>
+        <w:rPr>
+          <w:sz w:val="28"/>
+          <w:szCs w:val="28"/>
+        </w:rPr>
+        <w:t>InstaStory</w:t>
+      </w:r>
+      <w:proofErr w:type="spellEnd"/>
+      <w:r>
+        <w:rPr>
+          <w:sz w:val="28"/>
+          <w:szCs w:val="28"/>
+        </w:rPr>
+        <w:t>(</w:t>
+      </w:r>
+      <w:proofErr w:type="gramEnd"/>
+      <w:r>
+        <w:rPr>
+          <w:sz w:val="28"/>
+          <w:szCs w:val="28"/>
+        </w:rPr>
+        <w:t xml:space="preserve">int </w:t>
+      </w:r>
+      <w:proofErr w:type="gramStart"/>
+      <w:r>
+        <w:rPr>
+          <w:sz w:val="28"/>
+          <w:szCs w:val="28"/>
+        </w:rPr>
+        <w:t>views){</w:t>
+      </w:r>
+      <w:proofErr w:type="gramEnd"/>
+    </w:p>
+    <w:p>
+      <w:pPr>
+        <w:ind w:left="1440"/>
+        <w:rPr>
+          <w:sz w:val="28"/>
+          <w:szCs w:val="28"/>
+        </w:rPr>
+      </w:pPr>
+      <w:r>
+        <w:rPr>
+          <w:sz w:val="28"/>
+          <w:szCs w:val="28"/>
+        </w:rPr>
+        <w:tab/>
+      </w:r>
+      <w:r>
+        <w:rPr>
+          <w:sz w:val="28"/>
+          <w:szCs w:val="28"/>
+        </w:rPr>
+        <w:tab/>
+      </w:r>
+      <w:r>
+        <w:rPr>
+          <w:sz w:val="28"/>
+          <w:szCs w:val="28"/>
+        </w:rPr>
+        <w:tab/>
+      </w:r>
+      <w:proofErr w:type="spellStart"/>
+      <w:r>
+        <w:rPr>
+          <w:sz w:val="28"/>
+          <w:szCs w:val="28"/>
+        </w:rPr>
+        <w:t>storyVeiws</w:t>
+      </w:r>
+      <w:proofErr w:type="spellEnd"/>
+      <w:r>
+        <w:rPr>
+          <w:sz w:val="28"/>
+          <w:szCs w:val="28"/>
+        </w:rPr>
+        <w:t xml:space="preserve"> = views;</w:t>
+      </w:r>
+    </w:p>
+    <w:p>
+      <w:pPr>
+        <w:ind w:left="1440"/>
+        <w:rPr>
+          <w:sz w:val="28"/>
+          <w:szCs w:val="28"/>
+        </w:rPr>
+      </w:pPr>
+      <w:r>
+        <w:rPr>
+          <w:sz w:val="28"/>
+          <w:szCs w:val="28"/>
+        </w:rPr>
+        <w:tab/>
+      </w:r>
+      <w:r>
+        <w:rPr>
+          <w:sz w:val="28"/>
+          <w:szCs w:val="28"/>
+        </w:rPr>
+        <w:tab/>
+        <w:t>}</w:t>
+      </w:r>
+    </w:p>
+    <w:p>
+      <w:pPr>
+        <w:ind w:left="1440"/>
+        <w:rPr>
+          <w:sz w:val="28"/>
+          <w:szCs w:val="28"/>
+        </w:rPr>
+      </w:pPr>
+      <w:r>
+        <w:rPr>
+          <w:sz w:val="28"/>
+          <w:szCs w:val="28"/>
+        </w:rPr>
+        <w:t>};</w:t>
+      </w:r>
+    </w:p>
+    <w:p>
+      <w:pPr>
+        <w:ind w:left="1440"/>
+        <w:rPr>
+          <w:sz w:val="28"/>
+          <w:szCs w:val="28"/>
+        </w:rPr>
+      </w:pPr>
+      <w:r>
+        <w:rPr>
+          <w:sz w:val="28"/>
+          <w:szCs w:val="28"/>
+        </w:rPr>
+        <w:t xml:space="preserve">class </w:t>
+      </w:r>
+      <w:proofErr w:type="spellStart"/>
+      <w:proofErr w:type="gramStart"/>
+      <w:r>
+        <w:rPr>
+          <w:sz w:val="28"/>
+          <w:szCs w:val="28"/>
+        </w:rPr>
+        <w:t>SponsoredStory:public</w:t>
+      </w:r>
+      <w:proofErr w:type="spellEnd"/>
+      <w:proofErr w:type="gramEnd"/>
+      <w:r>
+        <w:rPr>
+          <w:sz w:val="28"/>
+          <w:szCs w:val="28"/>
+        </w:rPr>
+        <w:t xml:space="preserve"> </w:t>
+      </w:r>
+      <w:proofErr w:type="spellStart"/>
+      <w:proofErr w:type="gramStart"/>
+      <w:r>
+        <w:rPr>
+          <w:sz w:val="28"/>
+          <w:szCs w:val="28"/>
+        </w:rPr>
+        <w:t>InstaStory</w:t>
+      </w:r>
+      <w:proofErr w:type="spellEnd"/>
+      <w:r>
+        <w:rPr>
+          <w:sz w:val="28"/>
+          <w:szCs w:val="28"/>
+        </w:rPr>
+        <w:t>{</w:t>
+      </w:r>
+      <w:proofErr w:type="gramEnd"/>
+    </w:p>
+    <w:p>
+      <w:pPr>
+        <w:ind w:left="1440"/>
+        <w:rPr>
+          <w:sz w:val="28"/>
+          <w:szCs w:val="28"/>
+        </w:rPr>
+      </w:pPr>
+      <w:r>
+        <w:rPr>
+          <w:sz w:val="28"/>
+          <w:szCs w:val="28"/>
+        </w:rPr>
+        <w:tab/>
+        <w:t>public:</w:t>
+      </w:r>
+    </w:p>
+    <w:p>
+      <w:pPr>
+        <w:ind w:left="1440"/>
+        <w:rPr>
+          <w:sz w:val="28"/>
+          <w:szCs w:val="28"/>
+        </w:rPr>
+      </w:pPr>
+      <w:r>
+        <w:rPr>
+          <w:sz w:val="28"/>
+          <w:szCs w:val="28"/>
+        </w:rPr>
+        <w:tab/>
+      </w:r>
+      <w:r>
+        <w:rPr>
+          <w:sz w:val="28"/>
+          <w:szCs w:val="28"/>
+        </w:rPr>
+        <w:tab/>
+      </w:r>
+      <w:proofErr w:type="spellStart"/>
+      <w:proofErr w:type="gramStart"/>
+      <w:r>
+        <w:rPr>
+          <w:sz w:val="28"/>
+          <w:szCs w:val="28"/>
+        </w:rPr>
+        <w:t>SponsoredStory</w:t>
+      </w:r>
+      <w:proofErr w:type="spellEnd"/>
+      <w:r>
+        <w:rPr>
+          <w:sz w:val="28"/>
+          <w:szCs w:val="28"/>
+        </w:rPr>
+        <w:t>(</w:t>
+      </w:r>
+      <w:proofErr w:type="gramEnd"/>
+      <w:r>
+        <w:rPr>
+          <w:sz w:val="28"/>
+          <w:szCs w:val="28"/>
+        </w:rPr>
+        <w:t>int views</w:t>
+      </w:r>
+      <w:proofErr w:type="gramStart"/>
+      <w:r>
+        <w:rPr>
+          <w:sz w:val="28"/>
+          <w:szCs w:val="28"/>
+        </w:rPr>
+        <w:t>):</w:t>
+      </w:r>
+      <w:proofErr w:type="spellStart"/>
+      <w:r>
+        <w:rPr>
+          <w:sz w:val="28"/>
+          <w:szCs w:val="28"/>
+        </w:rPr>
+        <w:t>InstaStory</w:t>
+      </w:r>
+      <w:proofErr w:type="spellEnd"/>
+      <w:proofErr w:type="gramEnd"/>
+      <w:r>
+        <w:rPr>
+          <w:sz w:val="28"/>
+          <w:szCs w:val="28"/>
+        </w:rPr>
+        <w:t>(views</w:t>
+      </w:r>
+      <w:proofErr w:type="gramStart"/>
+      <w:r>
+        <w:rPr>
+          <w:sz w:val="28"/>
+          <w:szCs w:val="28"/>
+        </w:rPr>
+        <w:t>){</w:t>
+      </w:r>
+      <w:proofErr w:type="gramEnd"/>
+    </w:p>
+    <w:p>
+      <w:pPr>
+        <w:ind w:left="1440"/>
+        <w:rPr>
+          <w:sz w:val="28"/>
+          <w:szCs w:val="28"/>
+        </w:rPr>
+      </w:pPr>
+      <w:r>
+        <w:rPr>
+          <w:sz w:val="28"/>
+          <w:szCs w:val="28"/>
+        </w:rPr>
+        <w:tab/>
+      </w:r>
+      <w:r>
+        <w:rPr>
+          <w:sz w:val="28"/>
+          <w:szCs w:val="28"/>
+        </w:rPr>
+        <w:tab/>
+      </w:r>
+      <w:r>
+        <w:rPr>
+          <w:sz w:val="28"/>
+          <w:szCs w:val="28"/>
+        </w:rPr>
+        <w:tab/>
+      </w:r>
+    </w:p>
+    <w:p>
+      <w:pPr>
+        <w:ind w:left="1440"/>
+        <w:rPr>
+          <w:sz w:val="28"/>
+          <w:szCs w:val="28"/>
+        </w:rPr>
+      </w:pPr>
+      <w:r>
+        <w:rPr>
+          <w:sz w:val="28"/>
+          <w:szCs w:val="28"/>
+        </w:rPr>
+        <w:tab/>
+      </w:r>
+      <w:r>
+        <w:rPr>
+          <w:sz w:val="28"/>
+          <w:szCs w:val="28"/>
+        </w:rPr>
+        <w:tab/>
+        <w:t>}</w:t>
+      </w:r>
+    </w:p>
+    <w:p>
+      <w:pPr>
+        <w:ind w:left="1440"/>
+        <w:rPr>
+          <w:sz w:val="28"/>
+          <w:szCs w:val="28"/>
+        </w:rPr>
+      </w:pPr>
+      <w:r>
+        <w:rPr>
+          <w:sz w:val="28"/>
+          <w:szCs w:val="28"/>
+        </w:rPr>
+        <w:tab/>
+      </w:r>
+      <w:r>
+        <w:rPr>
+          <w:sz w:val="28"/>
+          <w:szCs w:val="28"/>
+        </w:rPr>
+        <w:tab/>
+        <w:t xml:space="preserve">void </w:t>
+      </w:r>
+      <w:proofErr w:type="gramStart"/>
+      <w:r>
+        <w:rPr>
+          <w:sz w:val="28"/>
+          <w:szCs w:val="28"/>
+        </w:rPr>
+        <w:t>display(){</w:t>
+      </w:r>
+      <w:proofErr w:type="gramEnd"/>
+    </w:p>
+    <w:p>
+      <w:pPr>
+        <w:ind w:left="1440"/>
+        <w:rPr>
+          <w:sz w:val="28"/>
+          <w:szCs w:val="28"/>
+        </w:rPr>
+      </w:pPr>
+      <w:r>
+        <w:rPr>
+          <w:sz w:val="28"/>
+          <w:szCs w:val="28"/>
+        </w:rPr>
+        <w:tab/>
+      </w:r>
+      <w:r>
+        <w:rPr>
+          <w:sz w:val="28"/>
+          <w:szCs w:val="28"/>
+        </w:rPr>
+        <w:tab/>
+      </w:r>
+      <w:r>
+        <w:rPr>
+          <w:sz w:val="28"/>
+          <w:szCs w:val="28"/>
+        </w:rPr>
+        <w:tab/>
+      </w:r>
+      <w:proofErr w:type="spellStart"/>
+      <w:r>
+        <w:rPr>
+          <w:sz w:val="28"/>
+          <w:szCs w:val="28"/>
+        </w:rPr>
+        <w:t>cout</w:t>
+      </w:r>
+      <w:proofErr w:type="spellEnd"/>
+      <w:r>
+        <w:rPr>
+          <w:sz w:val="28"/>
+          <w:szCs w:val="28"/>
+        </w:rPr>
+        <w:t>&lt;&lt;"Story views: "&lt;&lt;</w:t>
+      </w:r>
+      <w:proofErr w:type="spellStart"/>
+      <w:r>
+        <w:rPr>
+          <w:sz w:val="28"/>
+          <w:szCs w:val="28"/>
+        </w:rPr>
+        <w:t>storyVeiws</w:t>
+      </w:r>
+      <w:proofErr w:type="spellEnd"/>
+      <w:r>
+        <w:rPr>
+          <w:sz w:val="28"/>
+          <w:szCs w:val="28"/>
+        </w:rPr>
+        <w:t>&lt;&lt;"\n";</w:t>
+      </w:r>
+    </w:p>
+    <w:p>
+      <w:pPr>
+        <w:ind w:left="1440"/>
+        <w:rPr>
+          <w:sz w:val="28"/>
+          <w:szCs w:val="28"/>
+        </w:rPr>
+      </w:pPr>
+      <w:r>
+        <w:rPr>
+          <w:sz w:val="28"/>
+          <w:szCs w:val="28"/>
+        </w:rPr>
+        <w:tab/>
+      </w:r>
+      <w:r>
+        <w:rPr>
+          <w:sz w:val="28"/>
+          <w:szCs w:val="28"/>
+        </w:rPr>
+        <w:tab/>
+        <w:t>}</w:t>
+      </w:r>
+    </w:p>
+    <w:p>
+      <w:pPr>
+        <w:ind w:left="1440"/>
+        <w:rPr>
+          <w:sz w:val="28"/>
+          <w:szCs w:val="28"/>
+        </w:rPr>
+      </w:pPr>
+      <w:r>
+        <w:rPr>
+          <w:sz w:val="28"/>
+          <w:szCs w:val="28"/>
+        </w:rPr>
+        <w:t>};</w:t>
+      </w:r>
+    </w:p>
+    <w:p>
+      <w:pPr>
+        <w:ind w:left="1440"/>
+        <w:rPr>
+          <w:sz w:val="28"/>
+          <w:szCs w:val="28"/>
+        </w:rPr>
+      </w:pPr>
+      <w:r>
+        <w:rPr>
+          <w:sz w:val="28"/>
+          <w:szCs w:val="28"/>
+        </w:rPr>
+        <w:t xml:space="preserve">int </w:t>
+      </w:r>
+      <w:proofErr w:type="gramStart"/>
+      <w:r>
+        <w:rPr>
+          <w:sz w:val="28"/>
+          <w:szCs w:val="28"/>
+        </w:rPr>
+        <w:t>main(){</w:t>
+      </w:r>
+      <w:proofErr w:type="gramEnd"/>
+    </w:p>
+    <w:p>
+      <w:pPr>
+        <w:ind w:left="1440"/>
+        <w:rPr>
+          <w:sz w:val="28"/>
+          <w:szCs w:val="28"/>
+        </w:rPr>
+      </w:pPr>
+      <w:r>
+        <w:rPr>
+          <w:sz w:val="28"/>
+          <w:szCs w:val="28"/>
+        </w:rPr>
+        <w:tab/>
+      </w:r>
+      <w:proofErr w:type="spellStart"/>
+      <w:r>
+        <w:rPr>
+          <w:sz w:val="28"/>
+          <w:szCs w:val="28"/>
+        </w:rPr>
+        <w:t>SponsoredStory</w:t>
+      </w:r>
+      <w:proofErr w:type="spellEnd"/>
+      <w:r>
+        <w:rPr>
+          <w:sz w:val="28"/>
+          <w:szCs w:val="28"/>
+        </w:rPr>
+        <w:t xml:space="preserve"> </w:t>
+      </w:r>
+      <w:proofErr w:type="gramStart"/>
+      <w:r>
+        <w:rPr>
+          <w:sz w:val="28"/>
+          <w:szCs w:val="28"/>
+        </w:rPr>
+        <w:t>st(</w:t>
+      </w:r>
+      <w:proofErr w:type="gramEnd"/>
+      <w:r>
+        <w:rPr>
+          <w:sz w:val="28"/>
+          <w:szCs w:val="28"/>
+        </w:rPr>
+        <w:t>5000);</w:t>
+      </w:r>
+    </w:p>
+    <w:p>
+      <w:pPr>
+        <w:ind w:left="1440"/>
+        <w:rPr>
+          <w:sz w:val="28"/>
+          <w:szCs w:val="28"/>
+        </w:rPr>
+      </w:pPr>
+      <w:r>
+        <w:rPr>
+          <w:sz w:val="28"/>
+          <w:szCs w:val="28"/>
+        </w:rPr>
+        <w:tab/>
+      </w:r>
+      <w:proofErr w:type="spellStart"/>
+      <w:proofErr w:type="gramStart"/>
+      <w:r>
+        <w:rPr>
+          <w:sz w:val="28"/>
+          <w:szCs w:val="28"/>
+        </w:rPr>
+        <w:t>st.display</w:t>
+      </w:r>
+      <w:proofErr w:type="spellEnd"/>
+      <w:proofErr w:type="gramEnd"/>
+      <w:r>
+        <w:rPr>
+          <w:sz w:val="28"/>
+          <w:szCs w:val="28"/>
+        </w:rPr>
+        <w:t>();</w:t>
+      </w:r>
+    </w:p>
+    <w:p>
+      <w:pPr>
+        <w:ind w:left="1440"/>
+        <w:rPr>
+          <w:sz w:val="28"/>
+          <w:szCs w:val="28"/>
+        </w:rPr>
+      </w:pPr>
+      <w:r>
+        <w:rPr>
+          <w:sz w:val="28"/>
+          <w:szCs w:val="28"/>
+        </w:rPr>
+        <w:tab/>
+        <w:t>return 0;</w:t>
+      </w:r>
+    </w:p>
+    <w:p>
+      <w:pPr>
+        <w:ind w:left="1440"/>
+        <w:rPr>
+          <w:sz w:val="28"/>
+          <w:szCs w:val="28"/>
+        </w:rPr>
+      </w:pPr>
+      <w:r>
+        <w:rPr>
+          <w:sz w:val="28"/>
+          <w:szCs w:val="28"/>
+        </w:rPr>
+        <w:t>}</w:t>
+      </w:r>
+    </w:p>
+    <w:p>
+      <w:pPr>
+        <w:ind w:left="1440"/>
+        <w:rPr>
+          <w:sz w:val="28"/>
+          <w:szCs w:val="28"/>
+        </w:rPr>
+      </w:pPr>
       <w:r>
         <w:rPr>
           <w:b/>
@@ -119,8 +2027,56 @@
           <w:sz w:val="28"/>
           <w:szCs w:val="28"/>
         </w:rPr>
-        <w:t>2</w:t>
-      </w:r>
+        <w:t xml:space="preserve">Q-3: </w:t>
+      </w:r>
+      <w:r>
+        <w:rPr>
+          <w:sz w:val="28"/>
+          <w:szCs w:val="28"/>
+        </w:rPr>
+        <w:t xml:space="preserve">Imagine a Flipkart-like app: create an abstract class Product with an abstract method </w:t>
+      </w:r>
+      <w:proofErr w:type="gramStart"/>
+      <w:r>
+        <w:rPr>
+          <w:sz w:val="28"/>
+          <w:szCs w:val="28"/>
+        </w:rPr>
+        <w:t>upload(</w:t>
+      </w:r>
+      <w:proofErr w:type="gramEnd"/>
+      <w:r>
+        <w:rPr>
+          <w:sz w:val="28"/>
+          <w:szCs w:val="28"/>
+        </w:rPr>
+        <w:t xml:space="preserve">). Then, create two subclasses, Electronics and Clothing, that each implement the </w:t>
+      </w:r>
+      <w:proofErr w:type="gramStart"/>
+      <w:r>
+        <w:rPr>
+          <w:sz w:val="28"/>
+          <w:szCs w:val="28"/>
+        </w:rPr>
+        <w:t>upload(</w:t>
+      </w:r>
+      <w:proofErr w:type="gramEnd"/>
+      <w:r>
+        <w:rPr>
+          <w:sz w:val="28"/>
+          <w:szCs w:val="28"/>
+        </w:rPr>
+        <w:t>) method to print a different upload message.</w:t>
+      </w:r>
+    </w:p>
+    <w:p>
+      <w:pPr>
+        <w:ind w:left="1440"/>
+        <w:rPr>
+          <w:sz w:val="28"/>
+          <w:szCs w:val="28"/>
+        </w:rPr>
+      </w:pPr>
       <w:r>
         <w:rPr>
           <w:b/>
@@ -128,30 +2084,277 @@
           <w:sz w:val="28"/>
           <w:szCs w:val="28"/>
         </w:rPr>
-        <w:t xml:space="preserve">: </w:t>
-      </w:r>
-      <w:r>
-        <w:rPr>
-          <w:sz w:val="28"/>
-          <w:szCs w:val="28"/>
-        </w:rPr>
-        <w:t xml:space="preserve">Build a class called </w:t>
+        <w:t>Ans:</w:t>
+      </w:r>
+    </w:p>
+    <w:p>
+      <w:pPr>
+        <w:ind w:left="1440"/>
+        <w:rPr>
+          <w:sz w:val="28"/>
+          <w:szCs w:val="28"/>
+        </w:rPr>
+      </w:pPr>
+      <w:r>
+        <w:rPr>
+          <w:sz w:val="28"/>
+          <w:szCs w:val="28"/>
+        </w:rPr>
+        <w:t>#include&lt;iostream&gt;</w:t>
+      </w:r>
+    </w:p>
+    <w:p>
+      <w:pPr>
+        <w:ind w:left="1440"/>
+        <w:rPr>
+          <w:sz w:val="28"/>
+          <w:szCs w:val="28"/>
+        </w:rPr>
+      </w:pPr>
+      <w:r>
+        <w:rPr>
+          <w:sz w:val="28"/>
+          <w:szCs w:val="28"/>
+        </w:rPr>
+        <w:t>using namespace std;</w:t>
+      </w:r>
+    </w:p>
+    <w:p>
+      <w:pPr>
+        <w:ind w:left="1440"/>
+        <w:rPr>
+          <w:sz w:val="28"/>
+          <w:szCs w:val="28"/>
+        </w:rPr>
+      </w:pPr>
+      <w:r>
+        <w:rPr>
+          <w:sz w:val="28"/>
+          <w:szCs w:val="28"/>
+        </w:rPr>
+        <w:lastRenderedPageBreak/>
+        <w:t xml:space="preserve">class </w:t>
+      </w:r>
+      <w:proofErr w:type="gramStart"/>
+      <w:r>
+        <w:rPr>
+          <w:sz w:val="28"/>
+          <w:szCs w:val="28"/>
+        </w:rPr>
+        <w:t>Product{</w:t>
+      </w:r>
+      <w:proofErr w:type="gramEnd"/>
+    </w:p>
+    <w:p>
+      <w:pPr>
+        <w:ind w:left="1440"/>
+        <w:rPr>
+          <w:sz w:val="28"/>
+          <w:szCs w:val="28"/>
+        </w:rPr>
+      </w:pPr>
+      <w:r>
+        <w:rPr>
+          <w:sz w:val="28"/>
+          <w:szCs w:val="28"/>
+        </w:rPr>
+        <w:tab/>
+        <w:t>public:</w:t>
+      </w:r>
+    </w:p>
+    <w:p>
+      <w:pPr>
+        <w:ind w:left="1440"/>
+        <w:rPr>
+          <w:sz w:val="28"/>
+          <w:szCs w:val="28"/>
+        </w:rPr>
+      </w:pPr>
+      <w:r>
+        <w:rPr>
+          <w:sz w:val="28"/>
+          <w:szCs w:val="28"/>
+        </w:rPr>
+        <w:tab/>
+      </w:r>
+      <w:r>
+        <w:rPr>
+          <w:sz w:val="28"/>
+          <w:szCs w:val="28"/>
+        </w:rPr>
+        <w:tab/>
+        <w:t xml:space="preserve">virtual void </w:t>
+      </w:r>
+      <w:proofErr w:type="gramStart"/>
+      <w:r>
+        <w:rPr>
+          <w:sz w:val="28"/>
+          <w:szCs w:val="28"/>
+        </w:rPr>
+        <w:t>upload(</w:t>
+      </w:r>
+      <w:proofErr w:type="gramEnd"/>
+      <w:r>
+        <w:rPr>
+          <w:sz w:val="28"/>
+          <w:szCs w:val="28"/>
+        </w:rPr>
+        <w:t>) = 0;</w:t>
+      </w:r>
+    </w:p>
+    <w:p>
+      <w:pPr>
+        <w:ind w:left="1440"/>
+        <w:rPr>
+          <w:sz w:val="28"/>
+          <w:szCs w:val="28"/>
+        </w:rPr>
+      </w:pPr>
+      <w:r>
+        <w:rPr>
+          <w:sz w:val="28"/>
+          <w:szCs w:val="28"/>
+        </w:rPr>
+        <w:t>};</w:t>
+      </w:r>
+    </w:p>
+    <w:p>
+      <w:pPr>
+        <w:ind w:left="1440"/>
+        <w:rPr>
+          <w:sz w:val="28"/>
+          <w:szCs w:val="28"/>
+        </w:rPr>
+      </w:pPr>
+      <w:r>
+        <w:rPr>
+          <w:sz w:val="28"/>
+          <w:szCs w:val="28"/>
+        </w:rPr>
+        <w:t xml:space="preserve">class </w:t>
       </w:r>
       <w:proofErr w:type="spellStart"/>
-      <w:r>
-        <w:rPr>
-          <w:sz w:val="28"/>
-          <w:szCs w:val="28"/>
-        </w:rPr>
-        <w:t>InstaStory</w:t>
+      <w:proofErr w:type="gramStart"/>
+      <w:r>
+        <w:rPr>
+          <w:sz w:val="28"/>
+          <w:szCs w:val="28"/>
+        </w:rPr>
+        <w:t>Electronic:public</w:t>
       </w:r>
       <w:proofErr w:type="spellEnd"/>
-      <w:r>
-        <w:rPr>
-          <w:sz w:val="28"/>
-          <w:szCs w:val="28"/>
-        </w:rPr>
-        <w:t xml:space="preserve"> with a protected property </w:t>
+      <w:proofErr w:type="gramEnd"/>
+      <w:r>
+        <w:rPr>
+          <w:sz w:val="28"/>
+          <w:szCs w:val="28"/>
+        </w:rPr>
+        <w:t xml:space="preserve"> </w:t>
+      </w:r>
+      <w:proofErr w:type="gramStart"/>
+      <w:r>
+        <w:rPr>
+          <w:sz w:val="28"/>
+          <w:szCs w:val="28"/>
+        </w:rPr>
+        <w:t>Product{</w:t>
+      </w:r>
+      <w:proofErr w:type="gramEnd"/>
+    </w:p>
+    <w:p>
+      <w:pPr>
+        <w:ind w:left="1440"/>
+        <w:rPr>
+          <w:sz w:val="28"/>
+          <w:szCs w:val="28"/>
+        </w:rPr>
+      </w:pPr>
+      <w:r>
+        <w:rPr>
+          <w:sz w:val="28"/>
+          <w:szCs w:val="28"/>
+        </w:rPr>
+        <w:tab/>
+        <w:t>public:</w:t>
+      </w:r>
+    </w:p>
+    <w:p>
+      <w:pPr>
+        <w:ind w:left="1440"/>
+        <w:rPr>
+          <w:sz w:val="28"/>
+          <w:szCs w:val="28"/>
+        </w:rPr>
+      </w:pPr>
+      <w:r>
+        <w:rPr>
+          <w:sz w:val="28"/>
+          <w:szCs w:val="28"/>
+        </w:rPr>
+        <w:tab/>
+      </w:r>
+      <w:r>
+        <w:rPr>
+          <w:sz w:val="28"/>
+          <w:szCs w:val="28"/>
+        </w:rPr>
+        <w:tab/>
+        <w:t xml:space="preserve">void </w:t>
+      </w:r>
+      <w:proofErr w:type="gramStart"/>
+      <w:r>
+        <w:rPr>
+          <w:sz w:val="28"/>
+          <w:szCs w:val="28"/>
+        </w:rPr>
+        <w:t>upload(</w:t>
+      </w:r>
+      <w:proofErr w:type="gramEnd"/>
+      <w:r>
+        <w:rPr>
+          <w:sz w:val="28"/>
+          <w:szCs w:val="28"/>
+        </w:rPr>
+        <w:t xml:space="preserve">) </w:t>
+      </w:r>
+      <w:proofErr w:type="gramStart"/>
+      <w:r>
+        <w:rPr>
+          <w:sz w:val="28"/>
+          <w:szCs w:val="28"/>
+        </w:rPr>
+        <w:t>override{</w:t>
+      </w:r>
+      <w:proofErr w:type="gramEnd"/>
+    </w:p>
+    <w:p>
+      <w:pPr>
+        <w:ind w:left="1440"/>
+        <w:rPr>
+          <w:sz w:val="28"/>
+          <w:szCs w:val="28"/>
+        </w:rPr>
+      </w:pPr>
+      <w:r>
+        <w:rPr>
+          <w:sz w:val="28"/>
+          <w:szCs w:val="28"/>
+        </w:rPr>
+        <w:tab/>
+      </w:r>
+      <w:r>
+        <w:rPr>
+          <w:sz w:val="28"/>
+          <w:szCs w:val="28"/>
+        </w:rPr>
+        <w:tab/>
+      </w:r>
+      <w:r>
+        <w:rPr>
+          <w:sz w:val="28"/>
+          <w:szCs w:val="28"/>
+        </w:rPr>
+        <w:tab/>
       </w:r>
       <w:proofErr w:type="spellStart"/>
       <w:r>
@@ -159,7 +2362,7 @@
           <w:sz w:val="28"/>
           <w:szCs w:val="28"/>
         </w:rPr>
-        <w:t>storyViews</w:t>
+        <w:t>cout</w:t>
       </w:r>
       <w:proofErr w:type="spellEnd"/>
       <w:r>
@@ -167,7 +2370,179 @@
           <w:sz w:val="28"/>
           <w:szCs w:val="28"/>
         </w:rPr>
-        <w:t xml:space="preserve">. Create a subclass called </w:t>
+        <w:t>&lt;&lt;"Uploading Electronics product to Flipkart..." &lt;&lt;"\n";</w:t>
+      </w:r>
+    </w:p>
+    <w:p>
+      <w:pPr>
+        <w:ind w:left="1440"/>
+        <w:rPr>
+          <w:sz w:val="28"/>
+          <w:szCs w:val="28"/>
+        </w:rPr>
+      </w:pPr>
+      <w:r>
+        <w:rPr>
+          <w:sz w:val="28"/>
+          <w:szCs w:val="28"/>
+        </w:rPr>
+        <w:tab/>
+      </w:r>
+      <w:r>
+        <w:rPr>
+          <w:sz w:val="28"/>
+          <w:szCs w:val="28"/>
+        </w:rPr>
+        <w:tab/>
+        <w:t>}</w:t>
+      </w:r>
+    </w:p>
+    <w:p>
+      <w:pPr>
+        <w:ind w:left="1440"/>
+        <w:rPr>
+          <w:sz w:val="28"/>
+          <w:szCs w:val="28"/>
+        </w:rPr>
+      </w:pPr>
+      <w:r>
+        <w:rPr>
+          <w:sz w:val="28"/>
+          <w:szCs w:val="28"/>
+        </w:rPr>
+        <w:t>};</w:t>
+      </w:r>
+    </w:p>
+    <w:p>
+      <w:pPr>
+        <w:ind w:left="1440"/>
+        <w:rPr>
+          <w:sz w:val="28"/>
+          <w:szCs w:val="28"/>
+        </w:rPr>
+      </w:pPr>
+      <w:r>
+        <w:rPr>
+          <w:sz w:val="28"/>
+          <w:szCs w:val="28"/>
+        </w:rPr>
+        <w:t xml:space="preserve">class </w:t>
+      </w:r>
+      <w:proofErr w:type="gramStart"/>
+      <w:r>
+        <w:rPr>
+          <w:sz w:val="28"/>
+          <w:szCs w:val="28"/>
+        </w:rPr>
+        <w:t>Clothing :</w:t>
+      </w:r>
+      <w:proofErr w:type="gramEnd"/>
+      <w:r>
+        <w:rPr>
+          <w:sz w:val="28"/>
+          <w:szCs w:val="28"/>
+        </w:rPr>
+        <w:t xml:space="preserve"> public Product</w:t>
+      </w:r>
+    </w:p>
+    <w:p>
+      <w:pPr>
+        <w:ind w:left="1440"/>
+        <w:rPr>
+          <w:sz w:val="28"/>
+          <w:szCs w:val="28"/>
+        </w:rPr>
+      </w:pPr>
+      <w:r>
+        <w:rPr>
+          <w:sz w:val="28"/>
+          <w:szCs w:val="28"/>
+        </w:rPr>
+        <w:t>{</w:t>
+      </w:r>
+    </w:p>
+    <w:p>
+      <w:pPr>
+        <w:ind w:left="1440"/>
+        <w:rPr>
+          <w:sz w:val="28"/>
+          <w:szCs w:val="28"/>
+        </w:rPr>
+      </w:pPr>
+      <w:r>
+        <w:rPr>
+          <w:sz w:val="28"/>
+          <w:szCs w:val="28"/>
+        </w:rPr>
+        <w:tab/>
+        <w:t>public:</w:t>
+      </w:r>
+    </w:p>
+    <w:p>
+      <w:pPr>
+        <w:ind w:left="1440"/>
+        <w:rPr>
+          <w:sz w:val="28"/>
+          <w:szCs w:val="28"/>
+        </w:rPr>
+      </w:pPr>
+      <w:r>
+        <w:rPr>
+          <w:sz w:val="28"/>
+          <w:szCs w:val="28"/>
+        </w:rPr>
+        <w:tab/>
+        <w:t xml:space="preserve">    void </w:t>
+      </w:r>
+      <w:proofErr w:type="gramStart"/>
+      <w:r>
+        <w:rPr>
+          <w:sz w:val="28"/>
+          <w:szCs w:val="28"/>
+        </w:rPr>
+        <w:t>upload(</w:t>
+      </w:r>
+      <w:proofErr w:type="gramEnd"/>
+      <w:r>
+        <w:rPr>
+          <w:sz w:val="28"/>
+          <w:szCs w:val="28"/>
+        </w:rPr>
+        <w:t>) override</w:t>
+      </w:r>
+    </w:p>
+    <w:p>
+      <w:pPr>
+        <w:ind w:left="1440"/>
+        <w:rPr>
+          <w:sz w:val="28"/>
+          <w:szCs w:val="28"/>
+        </w:rPr>
+      </w:pPr>
+      <w:r>
+        <w:rPr>
+          <w:sz w:val="28"/>
+          <w:szCs w:val="28"/>
+        </w:rPr>
+        <w:tab/>
+        <w:t xml:space="preserve">    {</w:t>
+      </w:r>
+    </w:p>
+    <w:p>
+      <w:pPr>
+        <w:ind w:left="1440"/>
+        <w:rPr>
+          <w:sz w:val="28"/>
+          <w:szCs w:val="28"/>
+        </w:rPr>
+      </w:pPr>
+      <w:r>
+        <w:rPr>
+          <w:sz w:val="28"/>
+          <w:szCs w:val="28"/>
+        </w:rPr>
+        <w:tab/>
+        <w:t xml:space="preserve">        </w:t>
       </w:r>
       <w:proofErr w:type="spellStart"/>
       <w:r>
@@ -175,7 +2550,7 @@
           <w:sz w:val="28"/>
           <w:szCs w:val="28"/>
         </w:rPr>
-        <w:t>SponsoredStory</w:t>
+        <w:t>cout</w:t>
       </w:r>
       <w:proofErr w:type="spellEnd"/>
       <w:r>
@@ -183,7 +2558,7 @@
           <w:sz w:val="28"/>
           <w:szCs w:val="28"/>
         </w:rPr>
-        <w:t xml:space="preserve"> that can access and display the </w:t>
+        <w:t xml:space="preserve"> &lt;&lt; "Uploading Clothing product to Flipkart..." &lt;&lt; </w:t>
       </w:r>
       <w:proofErr w:type="spellStart"/>
       <w:r>
@@ -191,7 +2566,7 @@
           <w:sz w:val="28"/>
           <w:szCs w:val="28"/>
         </w:rPr>
-        <w:t>storyViews</w:t>
+        <w:t>endl</w:t>
       </w:r>
       <w:proofErr w:type="spellEnd"/>
       <w:r>
@@ -199,7 +2574,253 @@
           <w:sz w:val="28"/>
           <w:szCs w:val="28"/>
         </w:rPr>
-        <w:t xml:space="preserve"> value.</w:t>
+        <w:t>;</w:t>
+      </w:r>
+    </w:p>
+    <w:p>
+      <w:pPr>
+        <w:ind w:left="1440"/>
+        <w:rPr>
+          <w:sz w:val="28"/>
+          <w:szCs w:val="28"/>
+        </w:rPr>
+      </w:pPr>
+      <w:r>
+        <w:rPr>
+          <w:sz w:val="28"/>
+          <w:szCs w:val="28"/>
+        </w:rPr>
+        <w:tab/>
+        <w:t xml:space="preserve">    }</w:t>
+      </w:r>
+    </w:p>
+    <w:p>
+      <w:pPr>
+        <w:ind w:left="1440"/>
+        <w:rPr>
+          <w:sz w:val="28"/>
+          <w:szCs w:val="28"/>
+        </w:rPr>
+      </w:pPr>
+      <w:r>
+        <w:rPr>
+          <w:sz w:val="28"/>
+          <w:szCs w:val="28"/>
+        </w:rPr>
+        <w:t>};</w:t>
+      </w:r>
+    </w:p>
+    <w:p>
+      <w:pPr>
+        <w:ind w:left="1440"/>
+        <w:rPr>
+          <w:sz w:val="28"/>
+          <w:szCs w:val="28"/>
+        </w:rPr>
+      </w:pPr>
+      <w:r>
+        <w:rPr>
+          <w:sz w:val="28"/>
+          <w:szCs w:val="28"/>
+        </w:rPr>
+        <w:t xml:space="preserve">int </w:t>
+      </w:r>
+      <w:proofErr w:type="gramStart"/>
+      <w:r>
+        <w:rPr>
+          <w:sz w:val="28"/>
+          <w:szCs w:val="28"/>
+        </w:rPr>
+        <w:t>main(</w:t>
+      </w:r>
+      <w:proofErr w:type="gramEnd"/>
+      <w:r>
+        <w:rPr>
+          <w:sz w:val="28"/>
+          <w:szCs w:val="28"/>
+        </w:rPr>
+        <w:t>)</w:t>
+      </w:r>
+    </w:p>
+    <w:p>
+      <w:pPr>
+        <w:ind w:left="1440"/>
+        <w:rPr>
+          <w:sz w:val="28"/>
+          <w:szCs w:val="28"/>
+        </w:rPr>
+      </w:pPr>
+      <w:r>
+        <w:rPr>
+          <w:sz w:val="28"/>
+          <w:szCs w:val="28"/>
+        </w:rPr>
+        <w:t>{</w:t>
+      </w:r>
+    </w:p>
+    <w:p>
+      <w:pPr>
+        <w:ind w:left="1440"/>
+        <w:rPr>
+          <w:sz w:val="28"/>
+          <w:szCs w:val="28"/>
+        </w:rPr>
+      </w:pPr>
+      <w:r>
+        <w:rPr>
+          <w:sz w:val="28"/>
+          <w:szCs w:val="28"/>
+        </w:rPr>
+        <w:t xml:space="preserve">    Electronic e;</w:t>
+      </w:r>
+    </w:p>
+    <w:p>
+      <w:pPr>
+        <w:ind w:left="1440"/>
+        <w:rPr>
+          <w:sz w:val="28"/>
+          <w:szCs w:val="28"/>
+        </w:rPr>
+      </w:pPr>
+      <w:r>
+        <w:rPr>
+          <w:sz w:val="28"/>
+          <w:szCs w:val="28"/>
+        </w:rPr>
+        <w:t xml:space="preserve">    Clothing c;</w:t>
+      </w:r>
+    </w:p>
+    <w:p>
+      <w:pPr>
+        <w:ind w:left="1440"/>
+        <w:rPr>
+          <w:sz w:val="28"/>
+          <w:szCs w:val="28"/>
+        </w:rPr>
+      </w:pPr>
+    </w:p>
+    <w:p>
+      <w:pPr>
+        <w:ind w:left="1440"/>
+        <w:rPr>
+          <w:sz w:val="28"/>
+          <w:szCs w:val="28"/>
+        </w:rPr>
+      </w:pPr>
+      <w:r>
+        <w:rPr>
+          <w:sz w:val="28"/>
+          <w:szCs w:val="28"/>
+        </w:rPr>
+        <w:t xml:space="preserve">    </w:t>
+      </w:r>
+      <w:proofErr w:type="spellStart"/>
+      <w:proofErr w:type="gramStart"/>
+      <w:r>
+        <w:rPr>
+          <w:sz w:val="28"/>
+          <w:szCs w:val="28"/>
+        </w:rPr>
+        <w:t>e.upload</w:t>
+      </w:r>
+      <w:proofErr w:type="spellEnd"/>
+      <w:proofErr w:type="gramEnd"/>
+      <w:r>
+        <w:rPr>
+          <w:sz w:val="28"/>
+          <w:szCs w:val="28"/>
+        </w:rPr>
+        <w:t>();</w:t>
+      </w:r>
+    </w:p>
+    <w:p>
+      <w:pPr>
+        <w:ind w:left="1440"/>
+        <w:rPr>
+          <w:sz w:val="28"/>
+          <w:szCs w:val="28"/>
+        </w:rPr>
+      </w:pPr>
+      <w:r>
+        <w:rPr>
+          <w:sz w:val="28"/>
+          <w:szCs w:val="28"/>
+        </w:rPr>
+        <w:lastRenderedPageBreak/>
+        <w:t xml:space="preserve">    </w:t>
+      </w:r>
+      <w:proofErr w:type="spellStart"/>
+      <w:r>
+        <w:rPr>
+          <w:sz w:val="28"/>
+          <w:szCs w:val="28"/>
+        </w:rPr>
+        <w:t>c.</w:t>
+      </w:r>
+      <w:proofErr w:type="gramStart"/>
+      <w:r>
+        <w:rPr>
+          <w:sz w:val="28"/>
+          <w:szCs w:val="28"/>
+        </w:rPr>
+        <w:t>upload</w:t>
+      </w:r>
+      <w:proofErr w:type="spellEnd"/>
+      <w:r>
+        <w:rPr>
+          <w:sz w:val="28"/>
+          <w:szCs w:val="28"/>
+        </w:rPr>
+        <w:t>(</w:t>
+      </w:r>
+      <w:proofErr w:type="gramEnd"/>
+      <w:r>
+        <w:rPr>
+          <w:sz w:val="28"/>
+          <w:szCs w:val="28"/>
+        </w:rPr>
+        <w:t>);</w:t>
+      </w:r>
+    </w:p>
+    <w:p>
+      <w:pPr>
+        <w:ind w:left="1440"/>
+        <w:rPr>
+          <w:sz w:val="28"/>
+          <w:szCs w:val="28"/>
+        </w:rPr>
+      </w:pPr>
+    </w:p>
+    <w:p>
+      <w:pPr>
+        <w:ind w:left="1440"/>
+        <w:rPr>
+          <w:sz w:val="28"/>
+          <w:szCs w:val="28"/>
+        </w:rPr>
+      </w:pPr>
+      <w:r>
+        <w:rPr>
+          <w:sz w:val="28"/>
+          <w:szCs w:val="28"/>
+        </w:rPr>
+        <w:t xml:space="preserve">    return 0;</w:t>
+      </w:r>
+    </w:p>
+    <w:p>
+      <w:pPr>
+        <w:ind w:left="1440"/>
+        <w:rPr>
+          <w:sz w:val="28"/>
+          <w:szCs w:val="28"/>
+        </w:rPr>
+      </w:pPr>
+      <w:r>
+        <w:rPr>
+          <w:sz w:val="28"/>
+          <w:szCs w:val="28"/>
+        </w:rPr>
+        <w:t>}</w:t>
       </w:r>
     </w:p>
     <w:p>
@@ -217,8 +2838,47 @@
           <w:sz w:val="28"/>
           <w:szCs w:val="28"/>
         </w:rPr>
-        <w:t>Q-</w:t>
-      </w:r>
+        <w:t xml:space="preserve">Q-4: </w:t>
+      </w:r>
+      <w:r>
+        <w:rPr>
+          <w:sz w:val="28"/>
+          <w:szCs w:val="28"/>
+        </w:rPr>
+        <w:t xml:space="preserve">Refactor the following code so that the user’s phone number in the </w:t>
+      </w:r>
+      <w:proofErr w:type="spellStart"/>
+      <w:r>
+        <w:rPr>
+          <w:sz w:val="28"/>
+          <w:szCs w:val="28"/>
+        </w:rPr>
+        <w:t>UserProfile</w:t>
+      </w:r>
+      <w:proofErr w:type="spellEnd"/>
+      <w:r>
+        <w:rPr>
+          <w:sz w:val="28"/>
+          <w:szCs w:val="28"/>
+        </w:rPr>
+        <w:t xml:space="preserve"> class is private and can only be set or retrieved using public methods</w:t>
+      </w:r>
+      <w:r>
+        <w:rPr>
+          <w:sz w:val="28"/>
+          <w:szCs w:val="28"/>
+        </w:rPr>
+        <w:t>.</w:t>
+      </w:r>
+    </w:p>
+    <w:p>
+      <w:pPr>
+        <w:ind w:left="1440"/>
+        <w:rPr>
+          <w:sz w:val="28"/>
+          <w:szCs w:val="28"/>
+        </w:rPr>
+      </w:pPr>
       <w:r>
         <w:rPr>
           <w:b/>
@@ -226,8 +2886,74 @@
           <w:sz w:val="28"/>
           <w:szCs w:val="28"/>
         </w:rPr>
-        <w:t>3</w:t>
-      </w:r>
+        <w:t>Hint:</w:t>
+      </w:r>
+      <w:r>
+        <w:rPr>
+          <w:sz w:val="28"/>
+          <w:szCs w:val="28"/>
+        </w:rPr>
+        <w:t xml:space="preserve"> Add private access modifier to the phone number and create </w:t>
+      </w:r>
+      <w:proofErr w:type="spellStart"/>
+      <w:proofErr w:type="gramStart"/>
+      <w:r>
+        <w:rPr>
+          <w:sz w:val="28"/>
+          <w:szCs w:val="28"/>
+        </w:rPr>
+        <w:t>setPhoneNumber</w:t>
+      </w:r>
+      <w:proofErr w:type="spellEnd"/>
+      <w:r>
+        <w:rPr>
+          <w:sz w:val="28"/>
+          <w:szCs w:val="28"/>
+        </w:rPr>
+        <w:t>(</w:t>
+      </w:r>
+      <w:proofErr w:type="gramEnd"/>
+      <w:r>
+        <w:rPr>
+          <w:sz w:val="28"/>
+          <w:szCs w:val="28"/>
+        </w:rPr>
+        <w:t xml:space="preserve">) and </w:t>
+      </w:r>
+      <w:proofErr w:type="spellStart"/>
+      <w:proofErr w:type="gramStart"/>
+      <w:r>
+        <w:rPr>
+          <w:sz w:val="28"/>
+          <w:szCs w:val="28"/>
+        </w:rPr>
+        <w:t>getPhoneNumber</w:t>
+      </w:r>
+      <w:proofErr w:type="spellEnd"/>
+      <w:r>
+        <w:rPr>
+          <w:sz w:val="28"/>
+          <w:szCs w:val="28"/>
+        </w:rPr>
+        <w:t>(</w:t>
+      </w:r>
+      <w:proofErr w:type="gramEnd"/>
+      <w:r>
+        <w:rPr>
+          <w:sz w:val="28"/>
+          <w:szCs w:val="28"/>
+        </w:rPr>
+        <w:t>) methods.</w:t>
+      </w:r>
+    </w:p>
+    <w:p>
+      <w:pPr>
+        <w:ind w:left="1440"/>
+        <w:rPr>
+          <w:sz w:val="28"/>
+          <w:szCs w:val="28"/>
+        </w:rPr>
+      </w:pPr>
       <w:r>
         <w:rPr>
           <w:b/>
@@ -235,22 +2961,198 @@
           <w:sz w:val="28"/>
           <w:szCs w:val="28"/>
         </w:rPr>
-        <w:t xml:space="preserve">: </w:t>
-      </w:r>
-      <w:r>
-        <w:rPr>
-          <w:sz w:val="28"/>
-          <w:szCs w:val="28"/>
-        </w:rPr>
-        <w:t xml:space="preserve">Imagine a Flipkart-like app: create an abstract class Product with an abstract method </w:t>
-      </w:r>
+        <w:t>Ans:</w:t>
+      </w:r>
+    </w:p>
+    <w:p>
+      <w:pPr>
+        <w:ind w:left="1440"/>
+        <w:rPr>
+          <w:sz w:val="28"/>
+          <w:szCs w:val="28"/>
+        </w:rPr>
+      </w:pPr>
+      <w:r>
+        <w:rPr>
+          <w:sz w:val="28"/>
+          <w:szCs w:val="28"/>
+        </w:rPr>
+        <w:t>#include &lt;iostream&gt;</w:t>
+      </w:r>
+    </w:p>
+    <w:p>
+      <w:pPr>
+        <w:ind w:left="1440"/>
+        <w:rPr>
+          <w:sz w:val="28"/>
+          <w:szCs w:val="28"/>
+        </w:rPr>
+      </w:pPr>
+      <w:r>
+        <w:rPr>
+          <w:sz w:val="28"/>
+          <w:szCs w:val="28"/>
+        </w:rPr>
+        <w:t>using namespace std;</w:t>
+      </w:r>
+    </w:p>
+    <w:p>
+      <w:pPr>
+        <w:ind w:left="1440"/>
+        <w:rPr>
+          <w:sz w:val="28"/>
+          <w:szCs w:val="28"/>
+        </w:rPr>
+      </w:pPr>
+      <w:r>
+        <w:rPr>
+          <w:sz w:val="28"/>
+          <w:szCs w:val="28"/>
+        </w:rPr>
+        <w:t xml:space="preserve">class </w:t>
+      </w:r>
+      <w:proofErr w:type="spellStart"/>
+      <w:r>
+        <w:rPr>
+          <w:sz w:val="28"/>
+          <w:szCs w:val="28"/>
+        </w:rPr>
+        <w:t>UserProfile</w:t>
+      </w:r>
+      <w:proofErr w:type="spellEnd"/>
+    </w:p>
+    <w:p>
+      <w:pPr>
+        <w:ind w:left="1440"/>
+        <w:rPr>
+          <w:sz w:val="28"/>
+          <w:szCs w:val="28"/>
+        </w:rPr>
+      </w:pPr>
+      <w:r>
+        <w:rPr>
+          <w:sz w:val="28"/>
+          <w:szCs w:val="28"/>
+        </w:rPr>
+        <w:t>{</w:t>
+      </w:r>
+    </w:p>
+    <w:p>
+      <w:pPr>
+        <w:ind w:left="1440"/>
+        <w:rPr>
+          <w:sz w:val="28"/>
+          <w:szCs w:val="28"/>
+        </w:rPr>
+      </w:pPr>
+      <w:r>
+        <w:rPr>
+          <w:sz w:val="28"/>
+          <w:szCs w:val="28"/>
+        </w:rPr>
+        <w:tab/>
+        <w:t>private:</w:t>
+      </w:r>
+    </w:p>
+    <w:p>
+      <w:pPr>
+        <w:ind w:left="1440"/>
+        <w:rPr>
+          <w:sz w:val="28"/>
+          <w:szCs w:val="28"/>
+        </w:rPr>
+      </w:pPr>
+      <w:r>
+        <w:rPr>
+          <w:sz w:val="28"/>
+          <w:szCs w:val="28"/>
+        </w:rPr>
+        <w:tab/>
+        <w:t xml:space="preserve">    string </w:t>
+      </w:r>
+      <w:proofErr w:type="spellStart"/>
+      <w:r>
+        <w:rPr>
+          <w:sz w:val="28"/>
+          <w:szCs w:val="28"/>
+        </w:rPr>
+        <w:t>phoneNumber</w:t>
+      </w:r>
+      <w:proofErr w:type="spellEnd"/>
+      <w:r>
+        <w:rPr>
+          <w:sz w:val="28"/>
+          <w:szCs w:val="28"/>
+        </w:rPr>
+        <w:t>;</w:t>
+      </w:r>
+    </w:p>
+    <w:p>
+      <w:pPr>
+        <w:ind w:left="1440"/>
+        <w:rPr>
+          <w:sz w:val="28"/>
+          <w:szCs w:val="28"/>
+        </w:rPr>
+      </w:pPr>
+      <w:r>
+        <w:rPr>
+          <w:sz w:val="28"/>
+          <w:szCs w:val="28"/>
+        </w:rPr>
+        <w:tab/>
+        <w:t>public:</w:t>
+      </w:r>
+    </w:p>
+    <w:p>
+      <w:pPr>
+        <w:ind w:left="1440"/>
+        <w:rPr>
+          <w:sz w:val="28"/>
+          <w:szCs w:val="28"/>
+        </w:rPr>
+      </w:pPr>
+      <w:r>
+        <w:rPr>
+          <w:sz w:val="28"/>
+          <w:szCs w:val="28"/>
+        </w:rPr>
+        <w:tab/>
+        <w:t xml:space="preserve">    // Setter</w:t>
+      </w:r>
+    </w:p>
+    <w:p>
+      <w:pPr>
+        <w:ind w:left="1440"/>
+        <w:rPr>
+          <w:sz w:val="28"/>
+          <w:szCs w:val="28"/>
+        </w:rPr>
+      </w:pPr>
+      <w:r>
+        <w:rPr>
+          <w:sz w:val="28"/>
+          <w:szCs w:val="28"/>
+        </w:rPr>
+        <w:tab/>
+        <w:t xml:space="preserve">    void </w:t>
+      </w:r>
+      <w:proofErr w:type="spellStart"/>
       <w:proofErr w:type="gramStart"/>
       <w:r>
         <w:rPr>
           <w:sz w:val="28"/>
           <w:szCs w:val="28"/>
         </w:rPr>
-        <w:t>upload(</w:t>
+        <w:t>setPhoneNumber</w:t>
+      </w:r>
+      <w:proofErr w:type="spellEnd"/>
+      <w:r>
+        <w:rPr>
+          <w:sz w:val="28"/>
+          <w:szCs w:val="28"/>
+        </w:rPr>
+        <w:t>(</w:t>
       </w:r>
       <w:proofErr w:type="gramEnd"/>
       <w:r>
@@ -258,15 +3160,125 @@
           <w:sz w:val="28"/>
           <w:szCs w:val="28"/>
         </w:rPr>
-        <w:t xml:space="preserve">). Then, create two subclasses, Electronics and Clothing, that each implement the </w:t>
-      </w:r>
+        <w:t>string number)</w:t>
+      </w:r>
+    </w:p>
+    <w:p>
+      <w:pPr>
+        <w:ind w:left="1440"/>
+        <w:rPr>
+          <w:sz w:val="28"/>
+          <w:szCs w:val="28"/>
+        </w:rPr>
+      </w:pPr>
+      <w:r>
+        <w:rPr>
+          <w:sz w:val="28"/>
+          <w:szCs w:val="28"/>
+        </w:rPr>
+        <w:tab/>
+        <w:t xml:space="preserve">    {</w:t>
+      </w:r>
+    </w:p>
+    <w:p>
+      <w:pPr>
+        <w:ind w:left="1440"/>
+        <w:rPr>
+          <w:sz w:val="28"/>
+          <w:szCs w:val="28"/>
+        </w:rPr>
+      </w:pPr>
+      <w:r>
+        <w:rPr>
+          <w:sz w:val="28"/>
+          <w:szCs w:val="28"/>
+        </w:rPr>
+        <w:tab/>
+        <w:t xml:space="preserve">        </w:t>
+      </w:r>
+      <w:proofErr w:type="spellStart"/>
+      <w:r>
+        <w:rPr>
+          <w:sz w:val="28"/>
+          <w:szCs w:val="28"/>
+        </w:rPr>
+        <w:t>phoneNumber</w:t>
+      </w:r>
+      <w:proofErr w:type="spellEnd"/>
+      <w:r>
+        <w:rPr>
+          <w:sz w:val="28"/>
+          <w:szCs w:val="28"/>
+        </w:rPr>
+        <w:t xml:space="preserve"> = number;</w:t>
+      </w:r>
+    </w:p>
+    <w:p>
+      <w:pPr>
+        <w:ind w:left="1440"/>
+        <w:rPr>
+          <w:sz w:val="28"/>
+          <w:szCs w:val="28"/>
+        </w:rPr>
+      </w:pPr>
+      <w:r>
+        <w:rPr>
+          <w:sz w:val="28"/>
+          <w:szCs w:val="28"/>
+        </w:rPr>
+        <w:tab/>
+        <w:t xml:space="preserve">    }</w:t>
+      </w:r>
+    </w:p>
+    <w:p>
+      <w:pPr>
+        <w:ind w:left="1440"/>
+        <w:rPr>
+          <w:sz w:val="28"/>
+          <w:szCs w:val="28"/>
+        </w:rPr>
+      </w:pPr>
+      <w:r>
+        <w:rPr>
+          <w:sz w:val="28"/>
+          <w:szCs w:val="28"/>
+        </w:rPr>
+        <w:tab/>
+        <w:t xml:space="preserve">    // Getter</w:t>
+      </w:r>
+    </w:p>
+    <w:p>
+      <w:pPr>
+        <w:ind w:left="1440"/>
+        <w:rPr>
+          <w:sz w:val="28"/>
+          <w:szCs w:val="28"/>
+        </w:rPr>
+      </w:pPr>
+      <w:r>
+        <w:rPr>
+          <w:sz w:val="28"/>
+          <w:szCs w:val="28"/>
+        </w:rPr>
+        <w:tab/>
+        <w:t xml:space="preserve">    string </w:t>
+      </w:r>
+      <w:proofErr w:type="spellStart"/>
       <w:proofErr w:type="gramStart"/>
       <w:r>
         <w:rPr>
           <w:sz w:val="28"/>
           <w:szCs w:val="28"/>
         </w:rPr>
-        <w:t>upload(</w:t>
+        <w:t>getPhoneNumber</w:t>
+      </w:r>
+      <w:proofErr w:type="spellEnd"/>
+      <w:r>
+        <w:rPr>
+          <w:sz w:val="28"/>
+          <w:szCs w:val="28"/>
+        </w:rPr>
+        <w:t>(</w:t>
       </w:r>
       <w:proofErr w:type="gramEnd"/>
       <w:r>
@@ -274,7 +3286,303 @@
           <w:sz w:val="28"/>
           <w:szCs w:val="28"/>
         </w:rPr>
-        <w:t>) method to print a different upload message.</w:t>
+        <w:t>)</w:t>
+      </w:r>
+    </w:p>
+    <w:p>
+      <w:pPr>
+        <w:ind w:left="1440"/>
+        <w:rPr>
+          <w:sz w:val="28"/>
+          <w:szCs w:val="28"/>
+        </w:rPr>
+      </w:pPr>
+      <w:r>
+        <w:rPr>
+          <w:sz w:val="28"/>
+          <w:szCs w:val="28"/>
+        </w:rPr>
+        <w:tab/>
+        <w:t xml:space="preserve">    {</w:t>
+      </w:r>
+    </w:p>
+    <w:p>
+      <w:pPr>
+        <w:ind w:left="1440"/>
+        <w:rPr>
+          <w:sz w:val="28"/>
+          <w:szCs w:val="28"/>
+        </w:rPr>
+      </w:pPr>
+      <w:r>
+        <w:rPr>
+          <w:sz w:val="28"/>
+          <w:szCs w:val="28"/>
+        </w:rPr>
+        <w:tab/>
+        <w:t xml:space="preserve">        return </w:t>
+      </w:r>
+      <w:proofErr w:type="spellStart"/>
+      <w:r>
+        <w:rPr>
+          <w:sz w:val="28"/>
+          <w:szCs w:val="28"/>
+        </w:rPr>
+        <w:t>phoneNumber</w:t>
+      </w:r>
+      <w:proofErr w:type="spellEnd"/>
+      <w:r>
+        <w:rPr>
+          <w:sz w:val="28"/>
+          <w:szCs w:val="28"/>
+        </w:rPr>
+        <w:t>;</w:t>
+      </w:r>
+    </w:p>
+    <w:p>
+      <w:pPr>
+        <w:ind w:left="1440"/>
+        <w:rPr>
+          <w:sz w:val="28"/>
+          <w:szCs w:val="28"/>
+        </w:rPr>
+      </w:pPr>
+      <w:r>
+        <w:rPr>
+          <w:sz w:val="28"/>
+          <w:szCs w:val="28"/>
+        </w:rPr>
+        <w:lastRenderedPageBreak/>
+        <w:tab/>
+        <w:t xml:space="preserve">    }</w:t>
+      </w:r>
+    </w:p>
+    <w:p>
+      <w:pPr>
+        <w:ind w:left="1440"/>
+        <w:rPr>
+          <w:sz w:val="28"/>
+          <w:szCs w:val="28"/>
+        </w:rPr>
+      </w:pPr>
+      <w:r>
+        <w:rPr>
+          <w:sz w:val="28"/>
+          <w:szCs w:val="28"/>
+        </w:rPr>
+        <w:t>};</w:t>
+      </w:r>
+    </w:p>
+    <w:p>
+      <w:pPr>
+        <w:ind w:left="1440"/>
+        <w:rPr>
+          <w:sz w:val="28"/>
+          <w:szCs w:val="28"/>
+        </w:rPr>
+      </w:pPr>
+      <w:r>
+        <w:rPr>
+          <w:sz w:val="28"/>
+          <w:szCs w:val="28"/>
+        </w:rPr>
+        <w:t xml:space="preserve">int </w:t>
+      </w:r>
+      <w:proofErr w:type="gramStart"/>
+      <w:r>
+        <w:rPr>
+          <w:sz w:val="28"/>
+          <w:szCs w:val="28"/>
+        </w:rPr>
+        <w:t>main(</w:t>
+      </w:r>
+      <w:proofErr w:type="gramEnd"/>
+      <w:r>
+        <w:rPr>
+          <w:sz w:val="28"/>
+          <w:szCs w:val="28"/>
+        </w:rPr>
+        <w:t>)</w:t>
+      </w:r>
+    </w:p>
+    <w:p>
+      <w:pPr>
+        <w:ind w:left="1440"/>
+        <w:rPr>
+          <w:sz w:val="28"/>
+          <w:szCs w:val="28"/>
+        </w:rPr>
+      </w:pPr>
+      <w:r>
+        <w:rPr>
+          <w:sz w:val="28"/>
+          <w:szCs w:val="28"/>
+        </w:rPr>
+        <w:t>{</w:t>
+      </w:r>
+    </w:p>
+    <w:p>
+      <w:pPr>
+        <w:ind w:left="1440"/>
+        <w:rPr>
+          <w:sz w:val="28"/>
+          <w:szCs w:val="28"/>
+        </w:rPr>
+      </w:pPr>
+      <w:r>
+        <w:rPr>
+          <w:sz w:val="28"/>
+          <w:szCs w:val="28"/>
+        </w:rPr>
+        <w:t xml:space="preserve">    </w:t>
+      </w:r>
+      <w:proofErr w:type="spellStart"/>
+      <w:r>
+        <w:rPr>
+          <w:sz w:val="28"/>
+          <w:szCs w:val="28"/>
+        </w:rPr>
+        <w:t>UserProfile</w:t>
+      </w:r>
+      <w:proofErr w:type="spellEnd"/>
+      <w:r>
+        <w:rPr>
+          <w:sz w:val="28"/>
+          <w:szCs w:val="28"/>
+        </w:rPr>
+        <w:t xml:space="preserve"> user;</w:t>
+      </w:r>
+    </w:p>
+    <w:p>
+      <w:pPr>
+        <w:ind w:left="1440"/>
+        <w:rPr>
+          <w:sz w:val="28"/>
+          <w:szCs w:val="28"/>
+        </w:rPr>
+      </w:pPr>
+      <w:r>
+        <w:rPr>
+          <w:sz w:val="28"/>
+          <w:szCs w:val="28"/>
+        </w:rPr>
+        <w:t xml:space="preserve">    </w:t>
+      </w:r>
+      <w:proofErr w:type="spellStart"/>
+      <w:proofErr w:type="gramStart"/>
+      <w:r>
+        <w:rPr>
+          <w:sz w:val="28"/>
+          <w:szCs w:val="28"/>
+        </w:rPr>
+        <w:t>user.setPhoneNumber</w:t>
+      </w:r>
+      <w:proofErr w:type="spellEnd"/>
+      <w:proofErr w:type="gramEnd"/>
+      <w:r>
+        <w:rPr>
+          <w:sz w:val="28"/>
+          <w:szCs w:val="28"/>
+        </w:rPr>
+        <w:t>("8814831025");</w:t>
+      </w:r>
+    </w:p>
+    <w:p>
+      <w:pPr>
+        <w:ind w:left="1440"/>
+        <w:rPr>
+          <w:sz w:val="28"/>
+          <w:szCs w:val="28"/>
+        </w:rPr>
+      </w:pPr>
+      <w:r>
+        <w:rPr>
+          <w:sz w:val="28"/>
+          <w:szCs w:val="28"/>
+        </w:rPr>
+        <w:t xml:space="preserve">    </w:t>
+      </w:r>
+      <w:proofErr w:type="spellStart"/>
+      <w:r>
+        <w:rPr>
+          <w:sz w:val="28"/>
+          <w:szCs w:val="28"/>
+        </w:rPr>
+        <w:t>cout</w:t>
+      </w:r>
+      <w:proofErr w:type="spellEnd"/>
+      <w:r>
+        <w:rPr>
+          <w:sz w:val="28"/>
+          <w:szCs w:val="28"/>
+        </w:rPr>
+        <w:t xml:space="preserve"> &lt;&lt; "Phone Number: " &lt;&lt; </w:t>
+      </w:r>
+      <w:proofErr w:type="spellStart"/>
+      <w:proofErr w:type="gramStart"/>
+      <w:r>
+        <w:rPr>
+          <w:sz w:val="28"/>
+          <w:szCs w:val="28"/>
+        </w:rPr>
+        <w:t>user.getPhoneNumber</w:t>
+      </w:r>
+      <w:proofErr w:type="spellEnd"/>
+      <w:proofErr w:type="gramEnd"/>
+      <w:r>
+        <w:rPr>
+          <w:sz w:val="28"/>
+          <w:szCs w:val="28"/>
+        </w:rPr>
+        <w:t xml:space="preserve">() &lt;&lt; </w:t>
+      </w:r>
+      <w:proofErr w:type="spellStart"/>
+      <w:r>
+        <w:rPr>
+          <w:sz w:val="28"/>
+          <w:szCs w:val="28"/>
+        </w:rPr>
+        <w:t>endl</w:t>
+      </w:r>
+      <w:proofErr w:type="spellEnd"/>
+      <w:r>
+        <w:rPr>
+          <w:sz w:val="28"/>
+          <w:szCs w:val="28"/>
+        </w:rPr>
+        <w:t>;</w:t>
+      </w:r>
+    </w:p>
+    <w:p>
+      <w:pPr>
+        <w:ind w:left="1440"/>
+        <w:rPr>
+          <w:sz w:val="28"/>
+          <w:szCs w:val="28"/>
+        </w:rPr>
+      </w:pPr>
+      <w:r>
+        <w:rPr>
+          <w:sz w:val="28"/>
+          <w:szCs w:val="28"/>
+        </w:rPr>
+        <w:t xml:space="preserve">    return 0;</w:t>
+      </w:r>
+    </w:p>
+    <w:p>
+      <w:pPr>
+        <w:ind w:left="1440"/>
+        <w:rPr>
+          <w:sz w:val="28"/>
+          <w:szCs w:val="28"/>
+        </w:rPr>
+      </w:pPr>
+      <w:r>
+        <w:rPr>
+          <w:sz w:val="28"/>
+          <w:szCs w:val="28"/>
+        </w:rPr>
+        <w:t>}</w:t>
       </w:r>
     </w:p>
     <w:p>
@@ -292,17 +3600,26 @@
           <w:sz w:val="28"/>
           <w:szCs w:val="28"/>
         </w:rPr>
-        <w:t>Q-</w:t>
-      </w:r>
-      <w:r>
+        <w:t>Q-5:</w:t>
+      </w:r>
+      <w:r>
+        <w:rPr>
+          <w:sz w:val="28"/>
+          <w:szCs w:val="28"/>
+        </w:rPr>
+        <w:t xml:space="preserve"> Explain in your own words the difference between encapsulation and abstraction, using examples from any social media app you use daily (like Instagram or WhatsApp).</w:t>
+      </w:r>
+    </w:p>
+    <w:p>
+      <w:pPr>
+        <w:ind w:left="1440"/>
         <w:rPr>
           <w:b/>
           <w:bCs/>
           <w:sz w:val="28"/>
           <w:szCs w:val="28"/>
         </w:rPr>
-        <w:t>4</w:t>
-      </w:r>
+      </w:pPr>
       <w:r>
         <w:rPr>
           <w:b/>
@@ -310,37 +3627,7 @@
           <w:sz w:val="28"/>
           <w:szCs w:val="28"/>
         </w:rPr>
-        <w:t xml:space="preserve">: </w:t>
-      </w:r>
-      <w:r>
-        <w:rPr>
-          <w:sz w:val="28"/>
-          <w:szCs w:val="28"/>
-        </w:rPr>
-        <w:t xml:space="preserve">Refactor the following code so that the user’s phone number in the </w:t>
-      </w:r>
-      <w:proofErr w:type="spellStart"/>
-      <w:r>
-        <w:rPr>
-          <w:sz w:val="28"/>
-          <w:szCs w:val="28"/>
-        </w:rPr>
-        <w:t>UserProfile</w:t>
-      </w:r>
-      <w:proofErr w:type="spellEnd"/>
-      <w:r>
-        <w:rPr>
-          <w:sz w:val="28"/>
-          <w:szCs w:val="28"/>
-        </w:rPr>
-        <w:t xml:space="preserve"> class is private and can only be set or retrieved using public methods</w:t>
-      </w:r>
-      <w:r>
-        <w:rPr>
-          <w:sz w:val="28"/>
-          <w:szCs w:val="28"/>
-        </w:rPr>
-        <w:t>.</w:t>
+        <w:t>Ans:</w:t>
       </w:r>
     </w:p>
     <w:p>
@@ -358,74 +3645,8 @@
           <w:sz w:val="28"/>
           <w:szCs w:val="28"/>
         </w:rPr>
-        <w:t>Hint:</w:t>
-      </w:r>
-      <w:r>
-        <w:rPr>
-          <w:sz w:val="28"/>
-          <w:szCs w:val="28"/>
-        </w:rPr>
-        <w:t xml:space="preserve"> Add private access modifier to the phone number and create </w:t>
-      </w:r>
-      <w:proofErr w:type="spellStart"/>
-      <w:proofErr w:type="gramStart"/>
-      <w:r>
-        <w:rPr>
-          <w:sz w:val="28"/>
-          <w:szCs w:val="28"/>
-        </w:rPr>
-        <w:t>setPhoneNumber</w:t>
-      </w:r>
-      <w:proofErr w:type="spellEnd"/>
-      <w:r>
-        <w:rPr>
-          <w:sz w:val="28"/>
-          <w:szCs w:val="28"/>
-        </w:rPr>
-        <w:t>(</w:t>
-      </w:r>
-      <w:proofErr w:type="gramEnd"/>
-      <w:r>
-        <w:rPr>
-          <w:sz w:val="28"/>
-          <w:szCs w:val="28"/>
-        </w:rPr>
-        <w:t xml:space="preserve">) and </w:t>
-      </w:r>
-      <w:proofErr w:type="spellStart"/>
-      <w:proofErr w:type="gramStart"/>
-      <w:r>
-        <w:rPr>
-          <w:sz w:val="28"/>
-          <w:szCs w:val="28"/>
-        </w:rPr>
-        <w:t>getPhoneNumber</w:t>
-      </w:r>
-      <w:proofErr w:type="spellEnd"/>
-      <w:r>
-        <w:rPr>
-          <w:sz w:val="28"/>
-          <w:szCs w:val="28"/>
-        </w:rPr>
-        <w:t>(</w:t>
-      </w:r>
-      <w:proofErr w:type="gramEnd"/>
-      <w:r>
-        <w:rPr>
-          <w:sz w:val="28"/>
-          <w:szCs w:val="28"/>
-        </w:rPr>
-        <w:t>) methods.</w:t>
-      </w:r>
-    </w:p>
-    <w:p>
-      <w:pPr>
-        <w:ind w:left="1440"/>
-        <w:rPr>
-          <w:sz w:val="28"/>
-          <w:szCs w:val="28"/>
-        </w:rPr>
-      </w:pPr>
+        <w:t>1.</w:t>
+      </w:r>
       <w:r>
         <w:rPr>
           <w:b/>
@@ -433,8 +3654,24 @@
           <w:sz w:val="28"/>
           <w:szCs w:val="28"/>
         </w:rPr>
-        <w:t>Q-</w:t>
-      </w:r>
+        <w:t>Encapsulation</w:t>
+      </w:r>
+      <w:r>
+        <w:rPr>
+          <w:sz w:val="28"/>
+          <w:szCs w:val="28"/>
+        </w:rPr>
+        <w:t xml:space="preserve"> means protecting data and providing controlled methods to access it.</w:t>
+      </w:r>
+    </w:p>
+    <w:p>
+      <w:pPr>
+        <w:ind w:left="1440"/>
+        <w:rPr>
+          <w:sz w:val="28"/>
+          <w:szCs w:val="28"/>
+        </w:rPr>
+      </w:pPr>
       <w:r>
         <w:rPr>
           <w:b/>
@@ -442,21 +3679,12 @@
           <w:sz w:val="28"/>
           <w:szCs w:val="28"/>
         </w:rPr>
-        <w:t>5</w:t>
+        <w:t>Example (Instagram)-</w:t>
       </w:r>
       <w:r>
         <w:rPr>
           <w:b/>
           <w:bCs/>
-          <w:sz w:val="28"/>
-          <w:szCs w:val="28"/>
-        </w:rPr>
-        <w:t>:</w:t>
-      </w:r>
-      <w:r>
-        <w:rPr>
-          <w:sz w:val="28"/>
-          <w:szCs w:val="28"/>
         </w:rPr>
         <w:t xml:space="preserve"> </w:t>
       </w:r>
@@ -465,7 +3693,87 @@
           <w:sz w:val="28"/>
           <w:szCs w:val="28"/>
         </w:rPr>
-        <w:t>Explain in your own words the difference between encapsulation and abstraction, using examples from any social media app you use daily (like Instagram or WhatsApp).</w:t>
+        <w:t>No one can directly change a user's phone number on Instagram. A phone number can be considered private data, and specific settings or options must be used to update it.</w:t>
+      </w:r>
+    </w:p>
+    <w:p>
+      <w:pPr>
+        <w:ind w:left="1440"/>
+        <w:rPr>
+          <w:sz w:val="28"/>
+          <w:szCs w:val="28"/>
+        </w:rPr>
+      </w:pPr>
+      <w:r>
+        <w:rPr>
+          <w:b/>
+          <w:bCs/>
+          <w:sz w:val="28"/>
+          <w:szCs w:val="28"/>
+        </w:rPr>
+        <w:t xml:space="preserve">2. </w:t>
+      </w:r>
+      <w:r>
+        <w:rPr>
+          <w:b/>
+          <w:bCs/>
+          <w:sz w:val="28"/>
+          <w:szCs w:val="28"/>
+        </w:rPr>
+        <w:t>Abstraction</w:t>
+      </w:r>
+      <w:r>
+        <w:rPr>
+          <w:sz w:val="28"/>
+          <w:szCs w:val="28"/>
+        </w:rPr>
+        <w:t xml:space="preserve"> means hiding complex internal details and showing only necessary functionality.</w:t>
+      </w:r>
+    </w:p>
+    <w:p>
+      <w:pPr>
+        <w:ind w:left="1440"/>
+        <w:rPr>
+          <w:sz w:val="28"/>
+          <w:szCs w:val="28"/>
+        </w:rPr>
+      </w:pPr>
+      <w:r>
+        <w:rPr>
+          <w:b/>
+          <w:bCs/>
+          <w:sz w:val="28"/>
+          <w:szCs w:val="28"/>
+        </w:rPr>
+        <w:t>Ex</w:t>
+      </w:r>
+      <w:r>
+        <w:rPr>
+          <w:b/>
+          <w:bCs/>
+          <w:sz w:val="28"/>
+          <w:szCs w:val="28"/>
+        </w:rPr>
+        <w:t xml:space="preserve">ample </w:t>
+      </w:r>
+      <w:r>
+        <w:rPr>
+          <w:b/>
+          <w:bCs/>
+          <w:sz w:val="28"/>
+          <w:szCs w:val="28"/>
+        </w:rPr>
+        <w:t>(WhatsApp)-</w:t>
+      </w:r>
+      <w:r>
+        <w:t xml:space="preserve"> </w:t>
+      </w:r>
+      <w:r>
+        <w:rPr>
+          <w:sz w:val="28"/>
+          <w:szCs w:val="28"/>
+        </w:rPr>
+        <w:t>When we press the 'Send' button on WhatsApp, we aren't shown how the message travels to the recipient, how the server processes it, or how encryption takes place.</w:t>
       </w:r>
     </w:p>
     <w:p>
